--- a/docs/Huddl_Connect_Functional_Design_Document.docx
+++ b/docs/Huddl_Connect_Functional_Design_Document.docx
@@ -7,40 +7,21 @@
         <w:pStyle w:val="Title"/>
       </w:pPr>
       <w:r>
-        <w:rPr>
-          <w:color w:val="FF975C"/>
-          <w:sz w:val="56"/>
-        </w:rPr>
         <w:t>Huddl Connect</w:t>
       </w:r>
     </w:p>
     <w:p>
       <w:r>
-        <w:rPr>
-          <w:b/>
-          <w:i w:val="0"/>
-          <w:sz w:val="32"/>
-        </w:rPr>
         <w:t>Functional Design Document (FDD)</w:t>
       </w:r>
     </w:p>
     <w:p>
       <w:r>
-        <w:rPr>
-          <w:b w:val="0"/>
-          <w:i/>
-          <w:sz w:val="22"/>
-        </w:rPr>
-        <w:t>Version 2.1 | 05 April 2026</w:t>
+        <w:t>Version 3.0 | June 2026</w:t>
       </w:r>
     </w:p>
     <w:p>
       <w:r>
-        <w:rPr>
-          <w:b w:val="0"/>
-          <w:i/>
-          <w:sz w:val="20"/>
-        </w:rPr>
         <w:t>Classification: Confidential</w:t>
       </w:r>
     </w:p>
@@ -54,17 +35,13 @@
         <w:pStyle w:val="Heading1"/>
       </w:pPr>
       <w:r>
-        <w:rPr>
-          <w:color w:val="262A35"/>
-        </w:rPr>
         <w:t>Document Control</w:t>
       </w:r>
     </w:p>
     <w:tbl>
       <w:tblPr>
-        <w:tblStyle w:val="LightGrid-Accent1"/>
+        <w:tblStyle w:val="TableGrid"/>
         <w:tblW w:type="auto" w:w="0"/>
-        <w:jc w:val="center"/>
         <w:tblLook w:firstColumn="1" w:firstRow="1" w:lastColumn="0" w:lastRow="0" w:noHBand="0" w:noVBand="1" w:val="04A0"/>
       </w:tblPr>
       <w:tblGrid>
@@ -77,13 +54,11 @@
         <w:tc>
           <w:tcPr>
             <w:tcW w:type="dxa" w:w="2160"/>
-            <w:shd w:val="clear" w:color="auto" w:fill="FF975C"/>
           </w:tcPr>
           <w:p>
             <w:r>
               <w:rPr>
                 <w:b/>
-                <w:sz w:val="20"/>
               </w:rPr>
               <w:t>Version</w:t>
             </w:r>
@@ -92,13 +67,11 @@
         <w:tc>
           <w:tcPr>
             <w:tcW w:type="dxa" w:w="2160"/>
-            <w:shd w:val="clear" w:color="auto" w:fill="FF975C"/>
           </w:tcPr>
           <w:p>
             <w:r>
               <w:rPr>
                 <w:b/>
-                <w:sz w:val="20"/>
               </w:rPr>
               <w:t>Date</w:t>
             </w:r>
@@ -107,13 +80,11 @@
         <w:tc>
           <w:tcPr>
             <w:tcW w:type="dxa" w:w="2160"/>
-            <w:shd w:val="clear" w:color="auto" w:fill="FF975C"/>
           </w:tcPr>
           <w:p>
             <w:r>
               <w:rPr>
                 <w:b/>
-                <w:sz w:val="20"/>
               </w:rPr>
               <w:t>Author</w:t>
             </w:r>
@@ -122,13 +93,11 @@
         <w:tc>
           <w:tcPr>
             <w:tcW w:type="dxa" w:w="2160"/>
-            <w:shd w:val="clear" w:color="auto" w:fill="FF975C"/>
           </w:tcPr>
           <w:p>
             <w:r>
               <w:rPr>
                 <w:b/>
-                <w:sz w:val="20"/>
               </w:rPr>
               <w:t>Changes</w:t>
             </w:r>
@@ -140,12 +109,35 @@
           <w:tcPr>
             <w:tcW w:type="dxa" w:w="2160"/>
           </w:tcPr>
+          <w:p/>
+        </w:tc>
+        <w:tc>
+          <w:tcPr>
+            <w:tcW w:type="dxa" w:w="2160"/>
+          </w:tcPr>
+          <w:p/>
+        </w:tc>
+        <w:tc>
+          <w:tcPr>
+            <w:tcW w:type="dxa" w:w="2160"/>
+          </w:tcPr>
+          <w:p/>
+        </w:tc>
+        <w:tc>
+          <w:tcPr>
+            <w:tcW w:type="dxa" w:w="2160"/>
+          </w:tcPr>
+          <w:p/>
+        </w:tc>
+      </w:tr>
+      <w:tr>
+        <w:tc>
+          <w:tcPr>
+            <w:tcW w:type="dxa" w:w="2160"/>
+          </w:tcPr>
           <w:p>
             <w:r>
-              <w:rPr>
-                <w:sz w:val="20"/>
-              </w:rPr>
-              <w:t>1.0</w:t>
+              <w:t>3.0</w:t>
             </w:r>
           </w:p>
         </w:tc>
@@ -155,10 +147,7 @@
           </w:tcPr>
           <w:p>
             <w:r>
-              <w:rPr>
-                <w:sz w:val="20"/>
-              </w:rPr>
-              <w:t>01 Mar 2025</w:t>
+              <w:t>June 2026</w:t>
             </w:r>
           </w:p>
         </w:tc>
@@ -168,10 +157,7 @@
           </w:tcPr>
           <w:p>
             <w:r>
-              <w:rPr>
-                <w:sz w:val="20"/>
-              </w:rPr>
-              <w:t>Product Team</w:t>
+              <w:t>Conrad / Malgorzata</w:t>
             </w:r>
           </w:p>
         </w:tc>
@@ -181,146 +167,17 @@
           </w:tcPr>
           <w:p>
             <w:r>
-              <w:rPr>
-                <w:sz w:val="20"/>
-              </w:rPr>
-              <w:t>Initial FDD</w:t>
-            </w:r>
-          </w:p>
-        </w:tc>
-      </w:tr>
-      <w:tr>
-        <w:tc>
-          <w:tcPr>
-            <w:tcW w:type="dxa" w:w="2160"/>
-          </w:tcPr>
-          <w:p>
-            <w:r>
-              <w:rPr>
-                <w:sz w:val="20"/>
-              </w:rPr>
-              <w:t>2.0</w:t>
-            </w:r>
-          </w:p>
-        </w:tc>
-        <w:tc>
-          <w:tcPr>
-            <w:tcW w:type="dxa" w:w="2160"/>
-          </w:tcPr>
-          <w:p>
-            <w:r>
-              <w:rPr>
-                <w:sz w:val="20"/>
-              </w:rPr>
-              <w:t>03 Apr 2025</w:t>
-            </w:r>
-          </w:p>
-        </w:tc>
-        <w:tc>
-          <w:tcPr>
-            <w:tcW w:type="dxa" w:w="2160"/>
-          </w:tcPr>
-          <w:p>
-            <w:r>
-              <w:rPr>
-                <w:sz w:val="20"/>
-              </w:rPr>
-              <w:t>Product Team</w:t>
-            </w:r>
-          </w:p>
-        </w:tc>
-        <w:tc>
-          <w:tcPr>
-            <w:tcW w:type="dxa" w:w="2160"/>
-          </w:tcPr>
-          <w:p>
-            <w:r>
-              <w:rPr>
-                <w:sz w:val="20"/>
-              </w:rPr>
-              <w:t>Added AI features, Trips, subscription model</w:t>
-            </w:r>
-          </w:p>
-        </w:tc>
-      </w:tr>
-      <w:tr>
-        <w:tc>
-          <w:tcPr>
-            <w:tcW w:type="dxa" w:w="2160"/>
-          </w:tcPr>
-          <w:p>
-            <w:r>
-              <w:rPr>
-                <w:sz w:val="20"/>
-              </w:rPr>
-              <w:t>2.1</w:t>
-            </w:r>
-          </w:p>
-        </w:tc>
-        <w:tc>
-          <w:tcPr>
-            <w:tcW w:type="dxa" w:w="2160"/>
-          </w:tcPr>
-          <w:p>
-            <w:r>
-              <w:rPr>
-                <w:sz w:val="20"/>
-              </w:rPr>
-              <w:t>05 April 2026</w:t>
-            </w:r>
-          </w:p>
-        </w:tc>
-        <w:tc>
-          <w:tcPr>
-            <w:tcW w:type="dxa" w:w="2160"/>
-          </w:tcPr>
-          <w:p>
-            <w:r>
-              <w:rPr>
-                <w:sz w:val="20"/>
-              </w:rPr>
-              <w:t>Product Team</w:t>
-            </w:r>
-          </w:p>
-        </w:tc>
-        <w:tc>
-          <w:tcPr>
-            <w:tcW w:type="dxa" w:w="2160"/>
-          </w:tcPr>
-          <w:p>
-            <w:r>
-              <w:rPr>
-                <w:sz w:val="20"/>
-              </w:rPr>
-              <w:t>Added Deals tab with RevGlue affiliate integration, 7-tab navigation</w:t>
+              <w:t>Removed RevGlue/Deals/Trips tab. Updated navigation to 5 tabs. Updated tiers. AI roadmap to appendix.</w:t>
             </w:r>
           </w:p>
         </w:tc>
       </w:tr>
     </w:tbl>
     <w:p>
+      <w:pPr>
+        <w:pStyle w:val="Heading1"/>
+      </w:pPr>
       <w:r>
-        <w:br w:type="page"/>
-      </w:r>
-    </w:p>
-    <w:p>
-      <w:pPr>
-        <w:pStyle w:val="Heading1"/>
-      </w:pPr>
-      <w:r>
-        <w:rPr>
-          <w:color w:val="262A35"/>
-        </w:rPr>
-        <w:t>Table of Contents</w:t>
-      </w:r>
-    </w:p>
-    <w:p>
-      <w:r>
-        <w:rPr>
-          <w:b w:val="0"/>
-          <w:i w:val="0"/>
-          <w:sz w:val="22"/>
-        </w:rPr>
         <w:t>1. Introduction &amp; Purpose</w:t>
       </w:r>
     </w:p>
@@ -328,116 +185,15 @@
       <w:r>
         <w:rPr>
           <w:b w:val="0"/>
-          <w:i w:val="0"/>
-          <w:sz w:val="22"/>
         </w:rPr>
-        <w:t>2. Product Overview</w:t>
+        <w:t>Huddl Connect is a mobile-first community platform for parents in UK boroughs. It combines group messaging, local event discovery, a buy/sell/give marketplace, and a purpose-built AI assistant into one app. The platform's defining characteristic is hyperlocal scoping — every feature is borough-bounded to create the 'next door mum and dad' experience.</w:t>
       </w:r>
     </w:p>
     <w:p>
+      <w:pPr>
+        <w:pStyle w:val="Heading2"/>
+      </w:pPr>
       <w:r>
-        <w:rPr>
-          <w:b w:val="0"/>
-          <w:i w:val="0"/>
-          <w:sz w:val="22"/>
-        </w:rPr>
-        <w:t>3. User Personas</w:t>
-      </w:r>
-    </w:p>
-    <w:p>
-      <w:r>
-        <w:rPr>
-          <w:b w:val="0"/>
-          <w:i w:val="0"/>
-          <w:sz w:val="22"/>
-        </w:rPr>
-        <w:t>4. Feature Specifications</w:t>
-      </w:r>
-    </w:p>
-    <w:p>
-      <w:r>
-        <w:rPr>
-          <w:b w:val="0"/>
-          <w:i w:val="0"/>
-          <w:sz w:val="22"/>
-        </w:rPr>
-        <w:t>5. Subscription Model</w:t>
-      </w:r>
-    </w:p>
-    <w:p>
-      <w:r>
-        <w:rPr>
-          <w:b w:val="0"/>
-          <w:i w:val="0"/>
-          <w:sz w:val="22"/>
-        </w:rPr>
-        <w:t>6. Deals &amp; Monetisation (RevGlue)</w:t>
-      </w:r>
-    </w:p>
-    <w:p>
-      <w:r>
-        <w:rPr>
-          <w:b w:val="0"/>
-          <w:i w:val="0"/>
-          <w:sz w:val="22"/>
-        </w:rPr>
-        <w:t>7. Data Architecture</w:t>
-      </w:r>
-    </w:p>
-    <w:p>
-      <w:r>
-        <w:rPr>
-          <w:b w:val="0"/>
-          <w:i w:val="0"/>
-          <w:sz w:val="22"/>
-        </w:rPr>
-        <w:t>8. Non-Functional Requirements</w:t>
-      </w:r>
-    </w:p>
-    <w:p>
-      <w:r>
-        <w:rPr>
-          <w:b w:val="0"/>
-          <w:i w:val="0"/>
-          <w:sz w:val="22"/>
-        </w:rPr>
-        <w:t>9. Appendices</w:t>
-      </w:r>
-    </w:p>
-    <w:p>
-      <w:r>
-        <w:br w:type="page"/>
-      </w:r>
-    </w:p>
-    <w:p>
-      <w:pPr>
-        <w:pStyle w:val="Heading1"/>
-      </w:pPr>
-      <w:r>
-        <w:rPr>
-          <w:color w:val="262A35"/>
-        </w:rPr>
-        <w:t>1. Introduction &amp; Purpose</w:t>
-      </w:r>
-    </w:p>
-    <w:p>
-      <w:r>
-        <w:rPr>
-          <w:b w:val="0"/>
-          <w:i w:val="0"/>
-          <w:sz w:val="22"/>
-        </w:rPr>
-        <w:t>Huddl Connect is a mobile-first community platform for parents in Cambridge, UK. It combines group messaging, local event discovery, a preloved marketplace, AI-powered features, family travel planning, and affiliate-powered deals into a single, cohesive experience designed around the parenting journey.</w:t>
-      </w:r>
-    </w:p>
-    <w:p>
-      <w:pPr>
-        <w:pStyle w:val="Heading2"/>
-      </w:pPr>
-      <w:r>
-        <w:rPr>
-          <w:color w:val="262A35"/>
-        </w:rPr>
         <w:t>Intended Audience</w:t>
       </w:r>
     </w:p>
@@ -486,9 +242,6 @@
         <w:pStyle w:val="Heading2"/>
       </w:pPr>
       <w:r>
-        <w:rPr>
-          <w:color w:val="262A35"/>
-        </w:rPr>
         <w:t>Scope</w:t>
       </w:r>
     </w:p>
@@ -496,10 +249,8 @@
       <w:r>
         <w:rPr>
           <w:b w:val="0"/>
-          <w:i w:val="0"/>
-          <w:sz w:val="22"/>
         </w:rPr>
-        <w:t>This document covers all user-facing features, business rules, subscription tiers, and the RevGlue affiliate integration for the Deals monetisation channel.</w:t>
+        <w:t>This document covers all user-facing features, business rules, subscription tiers, and technical specifications for the current live build. Deals/RevGlue features and Trips tab are NOT part of this build.</w:t>
       </w:r>
     </w:p>
     <w:p>
@@ -507,9 +258,6 @@
         <w:pStyle w:val="Heading1"/>
       </w:pPr>
       <w:r>
-        <w:rPr>
-          <w:color w:val="262A35"/>
-        </w:rPr>
         <w:t>2. Product Overview</w:t>
       </w:r>
     </w:p>
@@ -518,9 +266,6 @@
         <w:pStyle w:val="Heading2"/>
       </w:pPr>
       <w:r>
-        <w:rPr>
-          <w:color w:val="262A35"/>
-        </w:rPr>
         <w:t>Core Value Proposition</w:t>
       </w:r>
     </w:p>
@@ -528,10 +273,8 @@
       <w:r>
         <w:rPr>
           <w:b w:val="0"/>
-          <w:i w:val="0"/>
-          <w:sz w:val="22"/>
         </w:rPr>
-        <w:t>A single app that replaces fragmented parenting tools: WhatsApp groups, Facebook Marketplace, Eventbrite, Mumsnet, and travel forums. Huddl adds AI intelligence and an affiliate deals engine to make the platform self-sustaining.</w:t>
+        <w:t>A single app that replaces fragmented parenting tools: WhatsApp groups, Facebook Marketplace, Eventbrite, Mumsnet, and generic classifieds. Every feature is scoped to the user's borough — keeping community genuinely local.</w:t>
       </w:r>
     </w:p>
     <w:p>
@@ -539,17 +282,13 @@
         <w:pStyle w:val="Heading2"/>
       </w:pPr>
       <w:r>
-        <w:rPr>
-          <w:color w:val="262A35"/>
-        </w:rPr>
-        <w:t>Primary Navigation - 7-Tab Architecture</w:t>
+        <w:t>Primary Navigation — 5-Tab Architecture</w:t>
       </w:r>
     </w:p>
     <w:tbl>
       <w:tblPr>
-        <w:tblStyle w:val="LightGrid-Accent1"/>
+        <w:tblStyle w:val="TableGrid"/>
         <w:tblW w:type="auto" w:w="0"/>
-        <w:jc w:val="center"/>
         <w:tblLook w:firstColumn="1" w:firstRow="1" w:lastColumn="0" w:lastRow="0" w:noHBand="0" w:noVBand="1" w:val="04A0"/>
       </w:tblPr>
       <w:tblGrid>
@@ -562,13 +301,11 @@
         <w:tc>
           <w:tcPr>
             <w:tcW w:type="dxa" w:w="2160"/>
-            <w:shd w:val="clear" w:color="auto" w:fill="FF975C"/>
           </w:tcPr>
           <w:p>
             <w:r>
               <w:rPr>
                 <w:b/>
-                <w:sz w:val="20"/>
               </w:rPr>
               <w:t>Tab Index</w:t>
             </w:r>
@@ -577,45 +314,211 @@
         <w:tc>
           <w:tcPr>
             <w:tcW w:type="dxa" w:w="2160"/>
-            <w:shd w:val="clear" w:color="auto" w:fill="FF975C"/>
           </w:tcPr>
           <w:p>
             <w:r>
               <w:rPr>
                 <w:b/>
-                <w:sz w:val="20"/>
               </w:rPr>
-              <w:t>Name</w:t>
+              <w:t>Tab Name</w:t>
             </w:r>
           </w:p>
         </w:tc>
         <w:tc>
           <w:tcPr>
             <w:tcW w:type="dxa" w:w="2160"/>
-            <w:shd w:val="clear" w:color="auto" w:fill="FF975C"/>
           </w:tcPr>
           <w:p>
             <w:r>
               <w:rPr>
                 <w:b/>
-                <w:sz w:val="20"/>
               </w:rPr>
-              <w:t>Icon</w:t>
+              <w:t>Primary Screen</w:t>
             </w:r>
           </w:p>
         </w:tc>
         <w:tc>
           <w:tcPr>
             <w:tcW w:type="dxa" w:w="2160"/>
-            <w:shd w:val="clear" w:color="auto" w:fill="FF975C"/>
           </w:tcPr>
           <w:p>
             <w:r>
               <w:rPr>
                 <w:b/>
-                <w:sz w:val="20"/>
               </w:rPr>
-              <w:t>Purpose</w:t>
+              <w:t>Key Features</w:t>
+            </w:r>
+          </w:p>
+        </w:tc>
+      </w:tr>
+      <w:tr>
+        <w:tc>
+          <w:tcPr>
+            <w:tcW w:type="dxa" w:w="2160"/>
+          </w:tcPr>
+          <w:p/>
+        </w:tc>
+        <w:tc>
+          <w:tcPr>
+            <w:tcW w:type="dxa" w:w="2160"/>
+          </w:tcPr>
+          <w:p/>
+        </w:tc>
+        <w:tc>
+          <w:tcPr>
+            <w:tcW w:type="dxa" w:w="2160"/>
+          </w:tcPr>
+          <w:p/>
+        </w:tc>
+        <w:tc>
+          <w:tcPr>
+            <w:tcW w:type="dxa" w:w="2160"/>
+          </w:tcPr>
+          <w:p/>
+        </w:tc>
+      </w:tr>
+      <w:tr>
+        <w:tc>
+          <w:tcPr>
+            <w:tcW w:type="dxa" w:w="2160"/>
+          </w:tcPr>
+          <w:p/>
+        </w:tc>
+        <w:tc>
+          <w:tcPr>
+            <w:tcW w:type="dxa" w:w="2160"/>
+          </w:tcPr>
+          <w:p/>
+        </w:tc>
+        <w:tc>
+          <w:tcPr>
+            <w:tcW w:type="dxa" w:w="2160"/>
+          </w:tcPr>
+          <w:p/>
+        </w:tc>
+        <w:tc>
+          <w:tcPr>
+            <w:tcW w:type="dxa" w:w="2160"/>
+          </w:tcPr>
+          <w:p/>
+        </w:tc>
+      </w:tr>
+      <w:tr>
+        <w:tc>
+          <w:tcPr>
+            <w:tcW w:type="dxa" w:w="2160"/>
+          </w:tcPr>
+          <w:p/>
+        </w:tc>
+        <w:tc>
+          <w:tcPr>
+            <w:tcW w:type="dxa" w:w="2160"/>
+          </w:tcPr>
+          <w:p/>
+        </w:tc>
+        <w:tc>
+          <w:tcPr>
+            <w:tcW w:type="dxa" w:w="2160"/>
+          </w:tcPr>
+          <w:p/>
+        </w:tc>
+        <w:tc>
+          <w:tcPr>
+            <w:tcW w:type="dxa" w:w="2160"/>
+          </w:tcPr>
+          <w:p/>
+        </w:tc>
+      </w:tr>
+      <w:tr>
+        <w:tc>
+          <w:tcPr>
+            <w:tcW w:type="dxa" w:w="2160"/>
+          </w:tcPr>
+          <w:p/>
+        </w:tc>
+        <w:tc>
+          <w:tcPr>
+            <w:tcW w:type="dxa" w:w="2160"/>
+          </w:tcPr>
+          <w:p/>
+        </w:tc>
+        <w:tc>
+          <w:tcPr>
+            <w:tcW w:type="dxa" w:w="2160"/>
+          </w:tcPr>
+          <w:p/>
+        </w:tc>
+        <w:tc>
+          <w:tcPr>
+            <w:tcW w:type="dxa" w:w="2160"/>
+          </w:tcPr>
+          <w:p/>
+        </w:tc>
+      </w:tr>
+      <w:tr>
+        <w:tc>
+          <w:tcPr>
+            <w:tcW w:type="dxa" w:w="2160"/>
+          </w:tcPr>
+          <w:p/>
+        </w:tc>
+        <w:tc>
+          <w:tcPr>
+            <w:tcW w:type="dxa" w:w="2160"/>
+          </w:tcPr>
+          <w:p/>
+        </w:tc>
+        <w:tc>
+          <w:tcPr>
+            <w:tcW w:type="dxa" w:w="2160"/>
+          </w:tcPr>
+          <w:p/>
+        </w:tc>
+        <w:tc>
+          <w:tcPr>
+            <w:tcW w:type="dxa" w:w="2160"/>
+          </w:tcPr>
+          <w:p/>
+        </w:tc>
+      </w:tr>
+      <w:tr>
+        <w:tc>
+          <w:tcPr>
+            <w:tcW w:type="dxa" w:w="2160"/>
+          </w:tcPr>
+          <w:p>
+            <w:r>
+              <w:t>0</w:t>
+            </w:r>
+          </w:p>
+        </w:tc>
+        <w:tc>
+          <w:tcPr>
+            <w:tcW w:type="dxa" w:w="2160"/>
+          </w:tcPr>
+          <w:p>
+            <w:r>
+              <w:t>Home</w:t>
+            </w:r>
+          </w:p>
+        </w:tc>
+        <w:tc>
+          <w:tcPr>
+            <w:tcW w:type="dxa" w:w="2160"/>
+          </w:tcPr>
+          <w:p>
+            <w:r>
+              <w:t>HomeScreen</w:t>
+            </w:r>
+          </w:p>
+        </w:tc>
+        <w:tc>
+          <w:tcPr>
+            <w:tcW w:type="dxa" w:w="2160"/>
+          </w:tcPr>
+          <w:p>
+            <w:r>
+              <w:t>AI smart feed, announcements, meetups, group activity, borough badge</w:t>
             </w:r>
           </w:p>
         </w:tc>
@@ -627,10 +530,7 @@
           </w:tcPr>
           <w:p>
             <w:r>
-              <w:rPr>
-                <w:sz w:val="20"/>
-              </w:rPr>
-              <w:t>0</w:t>
+              <w:t>1</w:t>
             </w:r>
           </w:p>
         </w:tc>
@@ -640,10 +540,7 @@
           </w:tcPr>
           <w:p>
             <w:r>
-              <w:rPr>
-                <w:sz w:val="20"/>
-              </w:rPr>
-              <w:t>MyHuddl</w:t>
+              <w:t>Connect</w:t>
             </w:r>
           </w:p>
         </w:tc>
@@ -653,10 +550,7 @@
           </w:tcPr>
           <w:p>
             <w:r>
-              <w:rPr>
-                <w:sz w:val="20"/>
-              </w:rPr>
-              <w:t>home</w:t>
+              <w:t>GroupsScreen</w:t>
             </w:r>
           </w:p>
         </w:tc>
@@ -666,10 +560,7 @@
           </w:tcPr>
           <w:p>
             <w:r>
-              <w:rPr>
-                <w:sz w:val="20"/>
-              </w:rPr>
-              <w:t>Personalised dashboard with AI recommendations</w:t>
+              <w:t>Group chat, DMs, polls, threads, AI Summaries, saved messages</w:t>
             </w:r>
           </w:p>
         </w:tc>
@@ -681,10 +572,7 @@
           </w:tcPr>
           <w:p>
             <w:r>
-              <w:rPr>
-                <w:sz w:val="20"/>
-              </w:rPr>
-              <w:t>1</w:t>
+              <w:t>2</w:t>
             </w:r>
           </w:p>
         </w:tc>
@@ -694,10 +582,7 @@
           </w:tcPr>
           <w:p>
             <w:r>
-              <w:rPr>
-                <w:sz w:val="20"/>
-              </w:rPr>
-              <w:t>Chat</w:t>
+              <w:t>Discover</w:t>
             </w:r>
           </w:p>
         </w:tc>
@@ -707,10 +592,7 @@
           </w:tcPr>
           <w:p>
             <w:r>
-              <w:rPr>
-                <w:sz w:val="20"/>
-              </w:rPr>
-              <w:t>people</w:t>
+              <w:t>EventsScreen</w:t>
             </w:r>
           </w:p>
         </w:tc>
@@ -720,10 +602,7 @@
           </w:tcPr>
           <w:p>
             <w:r>
-              <w:rPr>
-                <w:sz w:val="20"/>
-              </w:rPr>
-              <w:t>Group messaging and direct messages</w:t>
+              <w:t>AI events, parent meetups, map view, RSVP, create meetup</w:t>
             </w:r>
           </w:p>
         </w:tc>
@@ -735,10 +614,7 @@
           </w:tcPr>
           <w:p>
             <w:r>
-              <w:rPr>
-                <w:sz w:val="20"/>
-              </w:rPr>
-              <w:t>2</w:t>
+              <w:t>3</w:t>
             </w:r>
           </w:p>
         </w:tc>
@@ -748,10 +624,7 @@
           </w:tcPr>
           <w:p>
             <w:r>
-              <w:rPr>
-                <w:sz w:val="20"/>
-              </w:rPr>
-              <w:t>Mingle</w:t>
+              <w:t>Market</w:t>
             </w:r>
           </w:p>
         </w:tc>
@@ -761,10 +634,7 @@
           </w:tcPr>
           <w:p>
             <w:r>
-              <w:rPr>
-                <w:sz w:val="20"/>
-              </w:rPr>
-              <w:t>groups</w:t>
+              <w:t>MarketplaceScreen</w:t>
             </w:r>
           </w:p>
         </w:tc>
@@ -774,10 +644,7 @@
           </w:tcPr>
           <w:p>
             <w:r>
-              <w:rPr>
-                <w:sz w:val="20"/>
-              </w:rPr>
-              <w:t>Events, meetups and activities</w:t>
+              <w:t>Buy/sell/give listings, AI Listing Writer, item detail, seller DM</w:t>
             </w:r>
           </w:p>
         </w:tc>
@@ -789,63 +656,6 @@
           </w:tcPr>
           <w:p>
             <w:r>
-              <w:rPr>
-                <w:sz w:val="20"/>
-              </w:rPr>
-              <w:t>3</w:t>
-            </w:r>
-          </w:p>
-        </w:tc>
-        <w:tc>
-          <w:tcPr>
-            <w:tcW w:type="dxa" w:w="2160"/>
-          </w:tcPr>
-          <w:p>
-            <w:r>
-              <w:rPr>
-                <w:sz w:val="20"/>
-              </w:rPr>
-              <w:t>Preloved</w:t>
-            </w:r>
-          </w:p>
-        </w:tc>
-        <w:tc>
-          <w:tcPr>
-            <w:tcW w:type="dxa" w:w="2160"/>
-          </w:tcPr>
-          <w:p>
-            <w:r>
-              <w:rPr>
-                <w:sz w:val="20"/>
-              </w:rPr>
-              <w:t>storefront</w:t>
-            </w:r>
-          </w:p>
-        </w:tc>
-        <w:tc>
-          <w:tcPr>
-            <w:tcW w:type="dxa" w:w="2160"/>
-          </w:tcPr>
-          <w:p>
-            <w:r>
-              <w:rPr>
-                <w:sz w:val="20"/>
-              </w:rPr>
-              <w:t>Buy, sell and give away baby items</w:t>
-            </w:r>
-          </w:p>
-        </w:tc>
-      </w:tr>
-      <w:tr>
-        <w:tc>
-          <w:tcPr>
-            <w:tcW w:type="dxa" w:w="2160"/>
-          </w:tcPr>
-          <w:p>
-            <w:r>
-              <w:rPr>
-                <w:sz w:val="20"/>
-              </w:rPr>
               <w:t>4</w:t>
             </w:r>
           </w:p>
@@ -856,117 +666,6 @@
           </w:tcPr>
           <w:p>
             <w:r>
-              <w:rPr>
-                <w:sz w:val="20"/>
-              </w:rPr>
-              <w:t>Trips</w:t>
-            </w:r>
-          </w:p>
-        </w:tc>
-        <w:tc>
-          <w:tcPr>
-            <w:tcW w:type="dxa" w:w="2160"/>
-          </w:tcPr>
-          <w:p>
-            <w:r>
-              <w:rPr>
-                <w:sz w:val="20"/>
-              </w:rPr>
-              <w:t>flight</w:t>
-            </w:r>
-          </w:p>
-        </w:tc>
-        <w:tc>
-          <w:tcPr>
-            <w:tcW w:type="dxa" w:w="2160"/>
-          </w:tcPr>
-          <w:p>
-            <w:r>
-              <w:rPr>
-                <w:sz w:val="20"/>
-              </w:rPr>
-              <w:t>Family travel planning with AI concierge</w:t>
-            </w:r>
-          </w:p>
-        </w:tc>
-      </w:tr>
-      <w:tr>
-        <w:tc>
-          <w:tcPr>
-            <w:tcW w:type="dxa" w:w="2160"/>
-          </w:tcPr>
-          <w:p>
-            <w:r>
-              <w:rPr>
-                <w:sz w:val="20"/>
-              </w:rPr>
-              <w:t>5</w:t>
-            </w:r>
-          </w:p>
-        </w:tc>
-        <w:tc>
-          <w:tcPr>
-            <w:tcW w:type="dxa" w:w="2160"/>
-          </w:tcPr>
-          <w:p>
-            <w:r>
-              <w:rPr>
-                <w:sz w:val="20"/>
-              </w:rPr>
-              <w:t>Deals</w:t>
-            </w:r>
-          </w:p>
-        </w:tc>
-        <w:tc>
-          <w:tcPr>
-            <w:tcW w:type="dxa" w:w="2160"/>
-          </w:tcPr>
-          <w:p>
-            <w:r>
-              <w:rPr>
-                <w:sz w:val="20"/>
-              </w:rPr>
-              <w:t>local_offer</w:t>
-            </w:r>
-          </w:p>
-        </w:tc>
-        <w:tc>
-          <w:tcPr>
-            <w:tcW w:type="dxa" w:w="2160"/>
-          </w:tcPr>
-          <w:p>
-            <w:r>
-              <w:rPr>
-                <w:sz w:val="20"/>
-              </w:rPr>
-              <w:t>Affiliate coupons, vouchers and daily deals (RevGlue)</w:t>
-            </w:r>
-          </w:p>
-        </w:tc>
-      </w:tr>
-      <w:tr>
-        <w:tc>
-          <w:tcPr>
-            <w:tcW w:type="dxa" w:w="2160"/>
-          </w:tcPr>
-          <w:p>
-            <w:r>
-              <w:rPr>
-                <w:sz w:val="20"/>
-              </w:rPr>
-              <w:t>6</w:t>
-            </w:r>
-          </w:p>
-        </w:tc>
-        <w:tc>
-          <w:tcPr>
-            <w:tcW w:type="dxa" w:w="2160"/>
-          </w:tcPr>
-          <w:p>
-            <w:r>
-              <w:rPr>
-                <w:sz w:val="20"/>
-              </w:rPr>
               <w:t>Profile</w:t>
             </w:r>
           </w:p>
@@ -977,10 +676,7 @@
           </w:tcPr>
           <w:p>
             <w:r>
-              <w:rPr>
-                <w:sz w:val="20"/>
-              </w:rPr>
-              <w:t>person</w:t>
+              <w:t>ProfileScreen</w:t>
             </w:r>
           </w:p>
         </w:tc>
@@ -990,10 +686,7 @@
           </w:tcPr>
           <w:p>
             <w:r>
-              <w:rPr>
-                <w:sz w:val="20"/>
-              </w:rPr>
-              <w:t>Account settings, subscription management</w:t>
+              <w:t>Edit profile, subscription, notifications, privacy, tutorial</w:t>
             </w:r>
           </w:p>
         </w:tc>
@@ -1004,9 +697,6 @@
         <w:pStyle w:val="Heading2"/>
       </w:pPr>
       <w:r>
-        <w:rPr>
-          <w:color w:val="262A35"/>
-        </w:rPr>
         <w:t>Platform Targets</w:t>
       </w:r>
     </w:p>
@@ -1015,7 +705,7 @@
         <w:pStyle w:val="ListBullet"/>
       </w:pPr>
       <w:r>
-        <w:t>Android (primary) - Google Play Store</w:t>
+        <w:t>Android (primary) — Google Play Store</w:t>
       </w:r>
     </w:p>
     <w:p>
@@ -1023,7 +713,7 @@
         <w:pStyle w:val="ListBullet"/>
       </w:pPr>
       <w:r>
-        <w:t>iOS (planned) - Apple App Store</w:t>
+        <w:t>iOS — Apple App Store (TestFlight stage)</w:t>
       </w:r>
     </w:p>
     <w:p>
@@ -1039,17 +729,13 @@
         <w:pStyle w:val="Heading2"/>
       </w:pPr>
       <w:r>
-        <w:rPr>
-          <w:color w:val="262A35"/>
-        </w:rPr>
         <w:t>Technology Stack</w:t>
       </w:r>
     </w:p>
     <w:tbl>
       <w:tblPr>
-        <w:tblStyle w:val="LightGrid-Accent1"/>
+        <w:tblStyle w:val="TableGrid"/>
         <w:tblW w:type="auto" w:w="0"/>
-        <w:jc w:val="center"/>
         <w:tblLook w:firstColumn="1" w:firstRow="1" w:lastColumn="0" w:lastRow="0" w:noHBand="0" w:noVBand="1" w:val="04A0"/>
       </w:tblPr>
       <w:tblGrid>
@@ -1060,28 +746,24 @@
         <w:tc>
           <w:tcPr>
             <w:tcW w:type="dxa" w:w="4320"/>
-            <w:shd w:val="clear" w:color="auto" w:fill="FF975C"/>
           </w:tcPr>
           <w:p>
             <w:r>
               <w:rPr>
                 <w:b/>
-                <w:sz w:val="20"/>
               </w:rPr>
-              <w:t>Layer</w:t>
+              <w:t>Component</w:t>
             </w:r>
           </w:p>
         </w:tc>
         <w:tc>
           <w:tcPr>
             <w:tcW w:type="dxa" w:w="4320"/>
-            <w:shd w:val="clear" w:color="auto" w:fill="FF975C"/>
           </w:tcPr>
           <w:p>
             <w:r>
               <w:rPr>
                 <w:b/>
-                <w:sz w:val="20"/>
               </w:rPr>
               <w:t>Technology</w:t>
             </w:r>
@@ -1093,12 +775,93 @@
           <w:tcPr>
             <w:tcW w:type="dxa" w:w="4320"/>
           </w:tcPr>
+          <w:p/>
+        </w:tc>
+        <w:tc>
+          <w:tcPr>
+            <w:tcW w:type="dxa" w:w="4320"/>
+          </w:tcPr>
+          <w:p/>
+        </w:tc>
+      </w:tr>
+      <w:tr>
+        <w:tc>
+          <w:tcPr>
+            <w:tcW w:type="dxa" w:w="4320"/>
+          </w:tcPr>
+          <w:p/>
+        </w:tc>
+        <w:tc>
+          <w:tcPr>
+            <w:tcW w:type="dxa" w:w="4320"/>
+          </w:tcPr>
+          <w:p/>
+        </w:tc>
+      </w:tr>
+      <w:tr>
+        <w:tc>
+          <w:tcPr>
+            <w:tcW w:type="dxa" w:w="4320"/>
+          </w:tcPr>
+          <w:p/>
+        </w:tc>
+        <w:tc>
+          <w:tcPr>
+            <w:tcW w:type="dxa" w:w="4320"/>
+          </w:tcPr>
+          <w:p/>
+        </w:tc>
+      </w:tr>
+      <w:tr>
+        <w:tc>
+          <w:tcPr>
+            <w:tcW w:type="dxa" w:w="4320"/>
+          </w:tcPr>
+          <w:p/>
+        </w:tc>
+        <w:tc>
+          <w:tcPr>
+            <w:tcW w:type="dxa" w:w="4320"/>
+          </w:tcPr>
+          <w:p/>
+        </w:tc>
+      </w:tr>
+      <w:tr>
+        <w:tc>
+          <w:tcPr>
+            <w:tcW w:type="dxa" w:w="4320"/>
+          </w:tcPr>
+          <w:p/>
+        </w:tc>
+        <w:tc>
+          <w:tcPr>
+            <w:tcW w:type="dxa" w:w="4320"/>
+          </w:tcPr>
+          <w:p/>
+        </w:tc>
+      </w:tr>
+      <w:tr>
+        <w:tc>
+          <w:tcPr>
+            <w:tcW w:type="dxa" w:w="4320"/>
+          </w:tcPr>
+          <w:p/>
+        </w:tc>
+        <w:tc>
+          <w:tcPr>
+            <w:tcW w:type="dxa" w:w="4320"/>
+          </w:tcPr>
+          <w:p/>
+        </w:tc>
+      </w:tr>
+      <w:tr>
+        <w:tc>
+          <w:tcPr>
+            <w:tcW w:type="dxa" w:w="4320"/>
+          </w:tcPr>
           <w:p>
             <w:r>
-              <w:rPr>
-                <w:sz w:val="20"/>
-              </w:rPr>
-              <w:t>Framework</w:t>
+              <w:t>Mobile Framework</w:t>
             </w:r>
           </w:p>
         </w:tc>
@@ -1108,10 +871,7 @@
           </w:tcPr>
           <w:p>
             <w:r>
-              <w:rPr>
-                <w:sz w:val="20"/>
-              </w:rPr>
-              <w:t>Flutter 3.35.4 / Dart 3.9.2</w:t>
+              <w:t>Flutter 3.35.4 (Dart 3.9.2)</w:t>
             </w:r>
           </w:p>
         </w:tc>
@@ -1123,10 +883,7 @@
           </w:tcPr>
           <w:p>
             <w:r>
-              <w:rPr>
-                <w:sz w:val="20"/>
-              </w:rPr>
-              <w:t>Backend</w:t>
+              <w:t>Backend / Auth</w:t>
             </w:r>
           </w:p>
         </w:tc>
@@ -1136,10 +893,7 @@
           </w:tcPr>
           <w:p>
             <w:r>
-              <w:rPr>
-                <w:sz w:val="20"/>
-              </w:rPr>
-              <w:t>Firebase (Firestore, Auth, Storage, Messaging)</w:t>
+              <w:t>Firebase (Firestore, Auth, Storage, Crashlytics, Analytics, FCM)</w:t>
             </w:r>
           </w:p>
         </w:tc>
@@ -1151,10 +905,7 @@
           </w:tcPr>
           <w:p>
             <w:r>
-              <w:rPr>
-                <w:sz w:val="20"/>
-              </w:rPr>
-              <w:t>State Management</w:t>
+              <w:t>AI Engine</w:t>
             </w:r>
           </w:p>
         </w:tc>
@@ -1164,10 +915,7 @@
           </w:tcPr>
           <w:p>
             <w:r>
-              <w:rPr>
-                <w:sz w:val="20"/>
-              </w:rPr>
-              <w:t>Provider</w:t>
+              <w:t>Google Gemini API</w:t>
             </w:r>
           </w:p>
         </w:tc>
@@ -1179,10 +927,7 @@
           </w:tcPr>
           <w:p>
             <w:r>
-              <w:rPr>
-                <w:sz w:val="20"/>
-              </w:rPr>
-              <w:t>Affiliate Engine</w:t>
+              <w:t>State Management</w:t>
             </w:r>
           </w:p>
         </w:tc>
@@ -1192,10 +937,7 @@
           </w:tcPr>
           <w:p>
             <w:r>
-              <w:rPr>
-                <w:sz w:val="20"/>
-              </w:rPr>
-              <w:t>RevGlue RevEmbed API (Publisher ID 1202)</w:t>
+              <w:t>Provider + service singletons</w:t>
             </w:r>
           </w:p>
         </w:tc>
@@ -1207,10 +949,7 @@
           </w:tcPr>
           <w:p>
             <w:r>
-              <w:rPr>
-                <w:sz w:val="20"/>
-              </w:rPr>
-              <w:t>In-App Purchases</w:t>
+              <w:t>Local Storage</w:t>
             </w:r>
           </w:p>
         </w:tc>
@@ -1220,10 +959,7 @@
           </w:tcPr>
           <w:p>
             <w:r>
-              <w:rPr>
-                <w:sz w:val="20"/>
-              </w:rPr>
-              <w:t>StoreKit (iOS) / Google Play Billing (Android)</w:t>
+              <w:t>SharedPreferences + Hive</w:t>
             </w:r>
           </w:p>
         </w:tc>
@@ -1235,10 +971,1404 @@
           </w:tcPr>
           <w:p>
             <w:r>
+              <w:t>Payments</w:t>
+            </w:r>
+          </w:p>
+        </w:tc>
+        <w:tc>
+          <w:tcPr>
+            <w:tcW w:type="dxa" w:w="4320"/>
+          </w:tcPr>
+          <w:p>
+            <w:r>
+              <w:t>Google Play Billing / Apple IAP</w:t>
+            </w:r>
+          </w:p>
+        </w:tc>
+      </w:tr>
+    </w:tbl>
+    <w:p>
+      <w:pPr>
+        <w:pStyle w:val="Heading1"/>
+      </w:pPr>
+      <w:r>
+        <w:t>3. User Personas</w:t>
+      </w:r>
+    </w:p>
+    <w:p>
+      <w:pPr>
+        <w:pStyle w:val="Heading2"/>
+      </w:pPr>
+      <w:r>
+        <w:t>Aspiring Parent — Alex</w:t>
+      </w:r>
+    </w:p>
+    <w:p>
+      <w:r>
+        <w:rPr>
+          <w:b w:val="0"/>
+        </w:rPr>
+        <w:t>Researching parenthood, joining communities for advice and support. Taster usage of AI Chat Helper.</w:t>
+      </w:r>
+    </w:p>
+    <w:p>
+      <w:pPr>
+        <w:pStyle w:val="Heading2"/>
+      </w:pPr>
+      <w:r>
+        <w:t>Expecting Parent — Sarah</w:t>
+      </w:r>
+    </w:p>
+    <w:p>
+      <w:r>
+        <w:rPr>
+          <w:b w:val="0"/>
+        </w:rPr>
+        <w:t>Preparing for baby arrival, finding local groups and buying essentials. Heavy Marketplace and Events usage.</w:t>
+      </w:r>
+    </w:p>
+    <w:p>
+      <w:pPr>
+        <w:pStyle w:val="Heading2"/>
+      </w:pPr>
+      <w:r>
+        <w:t>New Parent — Marcus</w:t>
+      </w:r>
+    </w:p>
+    <w:p>
+      <w:r>
+        <w:rPr>
+          <w:b w:val="0"/>
+        </w:rPr>
+        <w:t>Sleep-deprived but eager to connect. Uses Connect and Discover heavily. High AI Chat Helper usage for quick answers.</w:t>
+      </w:r>
+    </w:p>
+    <w:p>
+      <w:pPr>
+        <w:pStyle w:val="Heading2"/>
+      </w:pPr>
+      <w:r>
+        <w:t>Experienced Parent — Priya</w:t>
+      </w:r>
+    </w:p>
+    <w:p>
+      <w:r>
+        <w:rPr>
+          <w:b w:val="0"/>
+        </w:rPr>
+        <w:t>Multiple children, sells outgrown items on Marketplace, organises meetups, creates private groups. Circle tier power user.</w:t>
+      </w:r>
+    </w:p>
+    <w:p>
+      <w:pPr>
+        <w:pStyle w:val="Heading2"/>
+      </w:pPr>
+      <w:r>
+        <w:t>Local Service Provider — Dr. Chen</w:t>
+      </w:r>
+    </w:p>
+    <w:p>
+      <w:r>
+        <w:rPr>
+          <w:b w:val="0"/>
+        </w:rPr>
+        <w:t>Offers parenting classes, uses Events to promote. B2B partner use case.</w:t>
+      </w:r>
+    </w:p>
+    <w:p>
+      <w:pPr>
+        <w:pStyle w:val="Heading1"/>
+      </w:pPr>
+      <w:r>
+        <w:t>4. Feature Specifications</w:t>
+      </w:r>
+    </w:p>
+    <w:p>
+      <w:pPr>
+        <w:pStyle w:val="Heading2"/>
+      </w:pPr>
+      <w:r>
+        <w:t>4.1 Home (Smart Feed Dashboard)</w:t>
+      </w:r>
+    </w:p>
+    <w:p>
+      <w:pPr>
+        <w:pStyle w:val="ListBullet"/>
+      </w:pPr>
+      <w:r>
+        <w:t>AI-powered smart feed — personalised content reordered by relevance</w:t>
+      </w:r>
+    </w:p>
+    <w:p>
+      <w:pPr>
+        <w:pStyle w:val="ListBullet"/>
+      </w:pPr>
+      <w:r>
+        <w:t>Community announcements carousel (moderated by community leads)</w:t>
+      </w:r>
+    </w:p>
+    <w:p>
+      <w:pPr>
+        <w:pStyle w:val="ListBullet"/>
+      </w:pPr>
+      <w:r>
+        <w:t>Borough badge with user's local area displayed prominently</w:t>
+      </w:r>
+    </w:p>
+    <w:p>
+      <w:pPr>
+        <w:pStyle w:val="ListBullet"/>
+      </w:pPr>
+      <w:r>
+        <w:t>Upcoming meetups horizontal scroll</w:t>
+      </w:r>
+    </w:p>
+    <w:p>
+      <w:pPr>
+        <w:pStyle w:val="ListBullet"/>
+      </w:pPr>
+      <w:r>
+        <w:t>Group activity cards — recent messages from joined groups</w:t>
+      </w:r>
+    </w:p>
+    <w:p>
+      <w:pPr>
+        <w:pStyle w:val="ListBullet"/>
+      </w:pPr>
+      <w:r>
+        <w:t>New public groups recommendation row</w:t>
+      </w:r>
+    </w:p>
+    <w:p>
+      <w:pPr>
+        <w:pStyle w:val="ListBullet"/>
+      </w:pPr>
+      <w:r>
+        <w:t>Invitation cards (if user has pending invitations)</w:t>
+      </w:r>
+    </w:p>
+    <w:p>
+      <w:pPr>
+        <w:pStyle w:val="ListBullet"/>
+      </w:pPr>
+      <w:r>
+        <w:t>Learning maturity indicator — tracks AI personalisation progress</w:t>
+      </w:r>
+    </w:p>
+    <w:p>
+      <w:pPr>
+        <w:pStyle w:val="ListBullet"/>
+      </w:pPr>
+      <w:r>
+        <w:t>Daily AI refresh indicator — shows when feed was last AI-refreshed</w:t>
+      </w:r>
+    </w:p>
+    <w:p>
+      <w:pPr>
+        <w:pStyle w:val="Heading2"/>
+      </w:pPr>
+      <w:r>
+        <w:t>4.2 Connect (Groups &amp; DMs)</w:t>
+      </w:r>
+    </w:p>
+    <w:p>
+      <w:pPr>
+        <w:pStyle w:val="ListBullet"/>
+      </w:pPr>
+      <w:r>
+        <w:t>Auto-assigned groups based on postcode and parenting stage at sign-up</w:t>
+      </w:r>
+    </w:p>
+    <w:p>
+      <w:pPr>
+        <w:pStyle w:val="ListBullet"/>
+      </w:pPr>
+      <w:r>
+        <w:t>Public group discovery and joining</w:t>
+      </w:r>
+    </w:p>
+    <w:p>
+      <w:pPr>
+        <w:pStyle w:val="ListBullet"/>
+      </w:pPr>
+      <w:r>
+        <w:t>Private group creation (Neighbour+ tier)</w:t>
+      </w:r>
+    </w:p>
+    <w:p>
+      <w:pPr>
+        <w:pStyle w:val="ListBullet"/>
+      </w:pPr>
+      <w:r>
+        <w:t>Group chat: message threads, image/file attachments, polls, emoji reactions</w:t>
+      </w:r>
+    </w:p>
+    <w:p>
+      <w:pPr>
+        <w:pStyle w:val="ListBullet"/>
+      </w:pPr>
+      <w:r>
+        <w:t>Saved messages: bookmark important messages for later retrieval</w:t>
+      </w:r>
+    </w:p>
+    <w:p>
+      <w:pPr>
+        <w:pStyle w:val="ListBullet"/>
+      </w:pPr>
+      <w:r>
+        <w:t>Forward message to other groups or contacts</w:t>
+      </w:r>
+    </w:p>
+    <w:p>
+      <w:pPr>
+        <w:pStyle w:val="ListBullet"/>
+      </w:pPr>
+      <w:r>
+        <w:t>Direct messaging with any parent in the community</w:t>
+      </w:r>
+    </w:p>
+    <w:p>
+      <w:pPr>
+        <w:pStyle w:val="ListBullet"/>
+      </w:pPr>
+      <w:r>
+        <w:t>Online status indicator in DMs</w:t>
+      </w:r>
+    </w:p>
+    <w:p>
+      <w:pPr>
+        <w:pStyle w:val="ListBullet"/>
+      </w:pPr>
+      <w:r>
+        <w:t>AI Chat Summariser: generate plain-English summary of missed group chat</w:t>
+      </w:r>
+    </w:p>
+    <w:p>
+      <w:pPr>
+        <w:pStyle w:val="ListBullet"/>
+      </w:pPr>
+      <w:r>
+        <w:t>Group polls: create, vote, and view results in-line</w:t>
+      </w:r>
+    </w:p>
+    <w:p>
+      <w:pPr>
+        <w:pStyle w:val="ListBullet"/>
+      </w:pPr>
+      <w:r>
+        <w:t>Group members screen with admin controls</w:t>
+      </w:r>
+    </w:p>
+    <w:p>
+      <w:pPr>
+        <w:pStyle w:val="ListBullet"/>
+      </w:pPr>
+      <w:r>
+        <w:t>Group details screen (edit group, invite members, leave group)</w:t>
+      </w:r>
+    </w:p>
+    <w:p>
+      <w:pPr>
+        <w:pStyle w:val="Heading2"/>
+      </w:pPr>
+      <w:r>
+        <w:t>4.3 Discover (Events &amp; Meetups)</w:t>
+      </w:r>
+    </w:p>
+    <w:p>
+      <w:pPr>
+        <w:pStyle w:val="ListBullet"/>
+      </w:pPr>
+      <w:r>
+        <w:t>AI-discovered local events (daily web scraping — borough filtered)</w:t>
+      </w:r>
+    </w:p>
+    <w:p>
+      <w:pPr>
+        <w:pStyle w:val="ListBullet"/>
+      </w:pPr>
+      <w:r>
+        <w:t>B2B partner events from local businesses (nurseries, classes, services)</w:t>
+      </w:r>
+    </w:p>
+    <w:p>
+      <w:pPr>
+        <w:pStyle w:val="ListBullet"/>
+      </w:pPr>
+      <w:r>
+        <w:t>Parent-created meetups with RSVP (name, date, location, max attendees)</w:t>
+      </w:r>
+    </w:p>
+    <w:p>
+      <w:pPr>
+        <w:pStyle w:val="ListBullet"/>
+      </w:pPr>
+      <w:r>
+        <w:t>Filters: area, date range, age group, event category</w:t>
+      </w:r>
+    </w:p>
+    <w:p>
+      <w:pPr>
+        <w:pStyle w:val="ListBullet"/>
+      </w:pPr>
+      <w:r>
+        <w:t>Map view and list view toggle</w:t>
+      </w:r>
+    </w:p>
+    <w:p>
+      <w:pPr>
+        <w:pStyle w:val="ListBullet"/>
+      </w:pPr>
+      <w:r>
+        <w:t>Event detail screen with full description and RSVP CTA</w:t>
+      </w:r>
+    </w:p>
+    <w:p>
+      <w:pPr>
+        <w:pStyle w:val="ListBullet"/>
+      </w:pPr>
+      <w:r>
+        <w:t>Meetup detail screen with attendee list and messaging</w:t>
+      </w:r>
+    </w:p>
+    <w:p>
+      <w:pPr>
+        <w:pStyle w:val="ListBullet"/>
+      </w:pPr>
+      <w:r>
+        <w:t>Create meetup screen (Neighbour+ tier)</w:t>
+      </w:r>
+    </w:p>
+    <w:p>
+      <w:pPr>
+        <w:pStyle w:val="ListBullet"/>
+      </w:pPr>
+      <w:r>
+        <w:t>AI event recommendations (Neighbour+ tier)</w:t>
+      </w:r>
+    </w:p>
+    <w:p>
+      <w:pPr>
+        <w:pStyle w:val="Heading2"/>
+      </w:pPr>
+      <w:r>
+        <w:t>4.4 Market (Pre-loved Marketplace)</w:t>
+      </w:r>
+    </w:p>
+    <w:p>
+      <w:pPr>
+        <w:pStyle w:val="ListBullet"/>
+      </w:pPr>
+      <w:r>
+        <w:t>Buy, sell, and give away baby and children's items</w:t>
+      </w:r>
+    </w:p>
+    <w:p>
+      <w:pPr>
+        <w:pStyle w:val="ListBullet"/>
+      </w:pPr>
+      <w:r>
+        <w:t>AI Listing Writer: auto-generates item description from category and title</w:t>
+      </w:r>
+    </w:p>
+    <w:p>
+      <w:pPr>
+        <w:pStyle w:val="ListBullet"/>
+      </w:pPr>
+      <w:r>
+        <w:t>Category browsing: Clothing, Toys, Furniture, Equipment, Books, Other</w:t>
+      </w:r>
+    </w:p>
+    <w:p>
+      <w:pPr>
+        <w:pStyle w:val="ListBullet"/>
+      </w:pPr>
+      <w:r>
+        <w:t>Search with real-time filtering</w:t>
+      </w:r>
+    </w:p>
+    <w:p>
+      <w:pPr>
+        <w:pStyle w:val="ListBullet"/>
+      </w:pPr>
+      <w:r>
+        <w:t>Item detail: photo carousel (up to limit), description, price (or Free), seller info</w:t>
+      </w:r>
+    </w:p>
+    <w:p>
+      <w:pPr>
+        <w:pStyle w:val="ListBullet"/>
+      </w:pPr>
+      <w:r>
+        <w:t>Direct messaging to seller (in-app, no phone number sharing required)</w:t>
+      </w:r>
+    </w:p>
+    <w:p>
+      <w:pPr>
+        <w:pStyle w:val="ListBullet"/>
+      </w:pPr>
+      <w:r>
+        <w:t>Photo uploads: 3 (Welcome), 15 (Neighbour), 50 (Circle)</w:t>
+      </w:r>
+    </w:p>
+    <w:p>
+      <w:pPr>
+        <w:pStyle w:val="ListBullet"/>
+      </w:pPr>
+      <w:r>
+        <w:t>Listings per user: 2 (Welcome), 15 (Neighbour), Unlimited (Circle)</w:t>
+      </w:r>
+    </w:p>
+    <w:p>
+      <w:pPr>
+        <w:pStyle w:val="ListBullet"/>
+      </w:pPr>
+      <w:r>
+        <w:t>Mark item as sold or remove listing</w:t>
+      </w:r>
+    </w:p>
+    <w:p>
+      <w:pPr>
+        <w:pStyle w:val="Heading2"/>
+      </w:pPr>
+      <w:r>
+        <w:t>4.5 Profile &amp; Settings</w:t>
+      </w:r>
+    </w:p>
+    <w:p>
+      <w:pPr>
+        <w:pStyle w:val="ListBullet"/>
+      </w:pPr>
+      <w:r>
+        <w:t>Edit profile: name, bio, photo, children info, parenting stage</w:t>
+      </w:r>
+    </w:p>
+    <w:p>
+      <w:pPr>
+        <w:pStyle w:val="ListBullet"/>
+      </w:pPr>
+      <w:r>
+        <w:t>Subscription management: view current tier, next renewal, upgrade/downgrade/cancel</w:t>
+      </w:r>
+    </w:p>
+    <w:p>
+      <w:pPr>
+        <w:pStyle w:val="ListBullet"/>
+      </w:pPr>
+      <w:r>
+        <w:t>Subscription plans screen: three-tier comparison with monthly/annual billing toggle</w:t>
+      </w:r>
+    </w:p>
+    <w:p>
+      <w:pPr>
+        <w:pStyle w:val="ListBullet"/>
+      </w:pPr>
+      <w:r>
+        <w:t>Notification preferences: group messages, DMs, events, system announcements</w:t>
+      </w:r>
+    </w:p>
+    <w:p>
+      <w:pPr>
+        <w:pStyle w:val="ListBullet"/>
+      </w:pPr>
+      <w:r>
+        <w:t>Privacy settings: profile visibility, data sharing preferences</w:t>
+      </w:r>
+    </w:p>
+    <w:p>
+      <w:pPr>
+        <w:pStyle w:val="ListBullet"/>
+      </w:pPr>
+      <w:r>
+        <w:t>Run Tutorial option (re-triggers the in-app tutorial overlay)</w:t>
+      </w:r>
+    </w:p>
+    <w:p>
+      <w:pPr>
+        <w:pStyle w:val="ListBullet"/>
+      </w:pPr>
+      <w:r>
+        <w:t>Help &amp; Support link</w:t>
+      </w:r>
+    </w:p>
+    <w:p>
+      <w:pPr>
+        <w:pStyle w:val="ListBullet"/>
+      </w:pPr>
+      <w:r>
+        <w:t>About and version info</w:t>
+      </w:r>
+    </w:p>
+    <w:p>
+      <w:pPr>
+        <w:pStyle w:val="ListBullet"/>
+      </w:pPr>
+      <w:r>
+        <w:t>Legal links: Privacy Policy, Terms of Service</w:t>
+      </w:r>
+    </w:p>
+    <w:p>
+      <w:pPr>
+        <w:pStyle w:val="ListBullet"/>
+      </w:pPr>
+      <w:r>
+        <w:t>Sign Out</w:t>
+      </w:r>
+    </w:p>
+    <w:p>
+      <w:pPr>
+        <w:pStyle w:val="Heading1"/>
+      </w:pPr>
+      <w:r>
+        <w:t>5. Subscription Model</w:t>
+      </w:r>
+    </w:p>
+    <w:p>
+      <w:r>
+        <w:rPr>
+          <w:b w:val="0"/>
+        </w:rPr>
+        <w:t>Three-tier subscription model with freemium conversion strategy. No founding member pricing.</w:t>
+      </w:r>
+    </w:p>
+    <w:p>
+      <w:pPr>
+        <w:pStyle w:val="Heading2"/>
+      </w:pPr>
+      <w:r>
+        <w:t>Welcome (Free) — £0 / £0</w:t>
+      </w:r>
+    </w:p>
+    <w:p>
+      <w:pPr>
+        <w:pStyle w:val="ListBullet"/>
+      </w:pPr>
+      <w:r>
+        <w:t>Join up to 2 local parent groups</w:t>
+      </w:r>
+    </w:p>
+    <w:p>
+      <w:pPr>
+        <w:pStyle w:val="ListBullet"/>
+      </w:pPr>
+      <w:r>
+        <w:t>Create 1 group</w:t>
+      </w:r>
+    </w:p>
+    <w:p>
+      <w:pPr>
+        <w:pStyle w:val="ListBullet"/>
+      </w:pPr>
+      <w:r>
+        <w:t>Attend up to 2 meetups/month</w:t>
+      </w:r>
+    </w:p>
+    <w:p>
+      <w:pPr>
+        <w:pStyle w:val="ListBullet"/>
+      </w:pPr>
+      <w:r>
+        <w:t>Message up to 5 parents directly</w:t>
+      </w:r>
+    </w:p>
+    <w:p>
+      <w:pPr>
+        <w:pStyle w:val="ListBullet"/>
+      </w:pPr>
+      <w:r>
+        <w:t>Post up to 2 marketplace items</w:t>
+      </w:r>
+    </w:p>
+    <w:p>
+      <w:pPr>
+        <w:pStyle w:val="ListBullet"/>
+      </w:pPr>
+      <w:r>
+        <w:t>Upload up to 3 photos</w:t>
+      </w:r>
+    </w:p>
+    <w:p>
+      <w:pPr>
+        <w:pStyle w:val="ListBullet"/>
+      </w:pPr>
+      <w:r>
+        <w:t>Send up to 30 messages/month</w:t>
+      </w:r>
+    </w:p>
+    <w:p>
+      <w:pPr>
+        <w:pStyle w:val="ListBullet"/>
+      </w:pPr>
+      <w:r>
+        <w:t>AI Chat Helper — 3 conversations/day</w:t>
+      </w:r>
+    </w:p>
+    <w:p>
+      <w:pPr>
+        <w:pStyle w:val="ListBullet"/>
+      </w:pPr>
+      <w:r>
+        <w:t>AI Events Finder — 1 local event/week</w:t>
+      </w:r>
+    </w:p>
+    <w:p>
+      <w:pPr>
+        <w:pStyle w:val="ListBullet"/>
+      </w:pPr>
+      <w:r>
+        <w:t>Personalised home feed — 2 refreshes/day</w:t>
+      </w:r>
+    </w:p>
+    <w:p>
+      <w:pPr>
+        <w:pStyle w:val="ListBullet"/>
+      </w:pPr>
+      <w:r>
+        <w:t>Community Q&amp;A — 3 questions/week</w:t>
+      </w:r>
+    </w:p>
+    <w:p>
+      <w:pPr>
+        <w:pStyle w:val="ListBullet"/>
+      </w:pPr>
+      <w:r>
+        <w:t>10 bookmarks/month</w:t>
+      </w:r>
+    </w:p>
+    <w:p>
+      <w:pPr>
+        <w:pStyle w:val="Heading2"/>
+      </w:pPr>
+      <w:r>
+        <w:t>Neighbour — £5.99/mo / £49.99/yr</w:t>
+      </w:r>
+    </w:p>
+    <w:p>
+      <w:pPr>
+        <w:pStyle w:val="ListBullet"/>
+      </w:pPr>
+      <w:r>
+        <w:t>Join unlimited local parent groups</w:t>
+      </w:r>
+    </w:p>
+    <w:p>
+      <w:pPr>
+        <w:pStyle w:val="ListBullet"/>
+      </w:pPr>
+      <w:r>
+        <w:t>Create up to 25 groups (inc. private, invite-only)</w:t>
+      </w:r>
+    </w:p>
+    <w:p>
+      <w:pPr>
+        <w:pStyle w:val="ListBullet"/>
+      </w:pPr>
+      <w:r>
+        <w:t>Attend &amp; organise unlimited meetups</w:t>
+      </w:r>
+    </w:p>
+    <w:p>
+      <w:pPr>
+        <w:pStyle w:val="ListBullet"/>
+      </w:pPr>
+      <w:r>
+        <w:t>Unlimited direct messaging</w:t>
+      </w:r>
+    </w:p>
+    <w:p>
+      <w:pPr>
+        <w:pStyle w:val="ListBullet"/>
+      </w:pPr>
+      <w:r>
+        <w:t>Post up to 15 marketplace items</w:t>
+      </w:r>
+    </w:p>
+    <w:p>
+      <w:pPr>
+        <w:pStyle w:val="ListBullet"/>
+      </w:pPr>
+      <w:r>
+        <w:t>Upload up to 15 photos</w:t>
+      </w:r>
+    </w:p>
+    <w:p>
+      <w:pPr>
+        <w:pStyle w:val="ListBullet"/>
+      </w:pPr>
+      <w:r>
+        <w:t>Send unlimited messages</w:t>
+      </w:r>
+    </w:p>
+    <w:p>
+      <w:pPr>
+        <w:pStyle w:val="ListBullet"/>
+      </w:pPr>
+      <w:r>
+        <w:t>Neighbour profile badge</w:t>
+      </w:r>
+    </w:p>
+    <w:p>
+      <w:pPr>
+        <w:pStyle w:val="ListBullet"/>
+      </w:pPr>
+      <w:r>
+        <w:t>AI Chat Helper — 25 conversations/day</w:t>
+      </w:r>
+    </w:p>
+    <w:p>
+      <w:pPr>
+        <w:pStyle w:val="ListBullet"/>
+      </w:pPr>
+      <w:r>
+        <w:t>AI Group Summaries — 10/day</w:t>
+      </w:r>
+    </w:p>
+    <w:p>
+      <w:pPr>
+        <w:pStyle w:val="ListBullet"/>
+      </w:pPr>
+      <w:r>
+        <w:t>AI Listing Writer — 10 drafts/month</w:t>
+      </w:r>
+    </w:p>
+    <w:p>
+      <w:pPr>
+        <w:pStyle w:val="ListBullet"/>
+      </w:pPr>
+      <w:r>
+        <w:t>AI Events Finder — daily local event discovery</w:t>
+      </w:r>
+    </w:p>
+    <w:p>
+      <w:pPr>
+        <w:pStyle w:val="ListBullet"/>
+      </w:pPr>
+      <w:r>
+        <w:t>Unlimited home feed refreshes</w:t>
+      </w:r>
+    </w:p>
+    <w:p>
+      <w:pPr>
+        <w:pStyle w:val="ListBullet"/>
+      </w:pPr>
+      <w:r>
+        <w:t>Community Q&amp;A — 15 questions/week</w:t>
+      </w:r>
+    </w:p>
+    <w:p>
+      <w:pPr>
+        <w:pStyle w:val="ListBullet"/>
+      </w:pPr>
+      <w:r>
+        <w:t>AI-generated Q&amp;A answer summaries</w:t>
+      </w:r>
+    </w:p>
+    <w:p>
+      <w:pPr>
+        <w:pStyle w:val="ListBullet"/>
+      </w:pPr>
+      <w:r>
+        <w:t>50 bookmarks/month</w:t>
+      </w:r>
+    </w:p>
+    <w:p>
+      <w:pPr>
+        <w:pStyle w:val="ListBullet"/>
+      </w:pPr>
+      <w:r>
+        <w:t>Community participation badges</w:t>
+      </w:r>
+    </w:p>
+    <w:p>
+      <w:pPr>
+        <w:pStyle w:val="Heading2"/>
+      </w:pPr>
+      <w:r>
+        <w:t>Circle — £11.99/mo / £99.99/yr</w:t>
+      </w:r>
+    </w:p>
+    <w:p>
+      <w:pPr>
+        <w:pStyle w:val="ListBullet"/>
+      </w:pPr>
+      <w:r>
+        <w:t>Everything in Neighbour — fully unlimited</w:t>
+      </w:r>
+    </w:p>
+    <w:p>
+      <w:pPr>
+        <w:pStyle w:val="ListBullet"/>
+      </w:pPr>
+      <w:r>
+        <w:t>Create unlimited groups</w:t>
+      </w:r>
+    </w:p>
+    <w:p>
+      <w:pPr>
+        <w:pStyle w:val="ListBullet"/>
+      </w:pPr>
+      <w:r>
+        <w:t>Post unlimited marketplace items</w:t>
+      </w:r>
+    </w:p>
+    <w:p>
+      <w:pPr>
+        <w:pStyle w:val="ListBullet"/>
+      </w:pPr>
+      <w:r>
+        <w:t>Upload up to 50 photos</w:t>
+      </w:r>
+    </w:p>
+    <w:p>
+      <w:pPr>
+        <w:pStyle w:val="ListBullet"/>
+      </w:pPr>
+      <w:r>
+        <w:t>Circle profile badge (exclusive)</w:t>
+      </w:r>
+    </w:p>
+    <w:p>
+      <w:pPr>
+        <w:pStyle w:val="ListBullet"/>
+      </w:pPr>
+      <w:r>
+        <w:t>AI Chat Helper — unlimited/day</w:t>
+      </w:r>
+    </w:p>
+    <w:p>
+      <w:pPr>
+        <w:pStyle w:val="ListBullet"/>
+      </w:pPr>
+      <w:r>
+        <w:t>AI Group Summaries — unlimited</w:t>
+      </w:r>
+    </w:p>
+    <w:p>
+      <w:pPr>
+        <w:pStyle w:val="ListBullet"/>
+      </w:pPr>
+      <w:r>
+        <w:t>AI Listing Writer — unlimited</w:t>
+      </w:r>
+    </w:p>
+    <w:p>
+      <w:pPr>
+        <w:pStyle w:val="ListBullet"/>
+      </w:pPr>
+      <w:r>
+        <w:t>AI Events Finder — unlimited daily discovery</w:t>
+      </w:r>
+    </w:p>
+    <w:p>
+      <w:pPr>
+        <w:pStyle w:val="ListBullet"/>
+      </w:pPr>
+      <w:r>
+        <w:t>AI Meetup Matchmaker — AI-suggested meetups</w:t>
+      </w:r>
+    </w:p>
+    <w:p>
+      <w:pPr>
+        <w:pStyle w:val="ListBullet"/>
+      </w:pPr>
+      <w:r>
+        <w:t>Unlimited home feed personalisation</w:t>
+      </w:r>
+    </w:p>
+    <w:p>
+      <w:pPr>
+        <w:pStyle w:val="ListBullet"/>
+      </w:pPr>
+      <w:r>
+        <w:t>Unlimited Q&amp;A questions &amp; AI summaries</w:t>
+      </w:r>
+    </w:p>
+    <w:p>
+      <w:pPr>
+        <w:pStyle w:val="ListBullet"/>
+      </w:pPr>
+      <w:r>
+        <w:t>Unlimited bookmarks</w:t>
+      </w:r>
+    </w:p>
+    <w:p>
+      <w:pPr>
+        <w:pStyle w:val="Heading1"/>
+      </w:pPr>
+      <w:r>
+        <w:t>6. Data Architecture</w:t>
+      </w:r>
+    </w:p>
+    <w:p>
+      <w:pPr>
+        <w:pStyle w:val="Heading2"/>
+      </w:pPr>
+      <w:r>
+        <w:t>6.1 Firestore Collections</w:t>
+      </w:r>
+    </w:p>
+    <w:tbl>
+      <w:tblPr>
+        <w:tblStyle w:val="TableGrid"/>
+        <w:tblW w:type="auto" w:w="0"/>
+        <w:tblLook w:firstColumn="1" w:firstRow="1" w:lastColumn="0" w:lastRow="0" w:noHBand="0" w:noVBand="1" w:val="04A0"/>
+      </w:tblPr>
+      <w:tblGrid>
+        <w:gridCol w:w="2880"/>
+        <w:gridCol w:w="2880"/>
+        <w:gridCol w:w="2880"/>
+      </w:tblGrid>
+      <w:tr>
+        <w:tc>
+          <w:tcPr>
+            <w:tcW w:type="dxa" w:w="2880"/>
+          </w:tcPr>
+          <w:p>
+            <w:r>
               <w:rPr>
-                <w:sz w:val="20"/>
+                <w:b/>
               </w:rPr>
-              <w:t>Local Storage</w:t>
+              <w:t>Collection</w:t>
+            </w:r>
+          </w:p>
+        </w:tc>
+        <w:tc>
+          <w:tcPr>
+            <w:tcW w:type="dxa" w:w="2880"/>
+          </w:tcPr>
+          <w:p>
+            <w:r>
+              <w:rPr>
+                <w:b/>
+              </w:rPr>
+              <w:t>Key Fields</w:t>
+            </w:r>
+          </w:p>
+        </w:tc>
+        <w:tc>
+          <w:tcPr>
+            <w:tcW w:type="dxa" w:w="2880"/>
+          </w:tcPr>
+          <w:p>
+            <w:r>
+              <w:rPr>
+                <w:b/>
+              </w:rPr>
+              <w:t>Purpose</w:t>
+            </w:r>
+          </w:p>
+        </w:tc>
+      </w:tr>
+      <w:tr>
+        <w:tc>
+          <w:tcPr>
+            <w:tcW w:type="dxa" w:w="2880"/>
+          </w:tcPr>
+          <w:p/>
+        </w:tc>
+        <w:tc>
+          <w:tcPr>
+            <w:tcW w:type="dxa" w:w="2880"/>
+          </w:tcPr>
+          <w:p/>
+        </w:tc>
+        <w:tc>
+          <w:tcPr>
+            <w:tcW w:type="dxa" w:w="2880"/>
+          </w:tcPr>
+          <w:p/>
+        </w:tc>
+      </w:tr>
+      <w:tr>
+        <w:tc>
+          <w:tcPr>
+            <w:tcW w:type="dxa" w:w="2880"/>
+          </w:tcPr>
+          <w:p/>
+        </w:tc>
+        <w:tc>
+          <w:tcPr>
+            <w:tcW w:type="dxa" w:w="2880"/>
+          </w:tcPr>
+          <w:p/>
+        </w:tc>
+        <w:tc>
+          <w:tcPr>
+            <w:tcW w:type="dxa" w:w="2880"/>
+          </w:tcPr>
+          <w:p/>
+        </w:tc>
+      </w:tr>
+      <w:tr>
+        <w:tc>
+          <w:tcPr>
+            <w:tcW w:type="dxa" w:w="2880"/>
+          </w:tcPr>
+          <w:p/>
+        </w:tc>
+        <w:tc>
+          <w:tcPr>
+            <w:tcW w:type="dxa" w:w="2880"/>
+          </w:tcPr>
+          <w:p/>
+        </w:tc>
+        <w:tc>
+          <w:tcPr>
+            <w:tcW w:type="dxa" w:w="2880"/>
+          </w:tcPr>
+          <w:p/>
+        </w:tc>
+      </w:tr>
+      <w:tr>
+        <w:tc>
+          <w:tcPr>
+            <w:tcW w:type="dxa" w:w="2880"/>
+          </w:tcPr>
+          <w:p/>
+        </w:tc>
+        <w:tc>
+          <w:tcPr>
+            <w:tcW w:type="dxa" w:w="2880"/>
+          </w:tcPr>
+          <w:p/>
+        </w:tc>
+        <w:tc>
+          <w:tcPr>
+            <w:tcW w:type="dxa" w:w="2880"/>
+          </w:tcPr>
+          <w:p/>
+        </w:tc>
+      </w:tr>
+      <w:tr>
+        <w:tc>
+          <w:tcPr>
+            <w:tcW w:type="dxa" w:w="2880"/>
+          </w:tcPr>
+          <w:p/>
+        </w:tc>
+        <w:tc>
+          <w:tcPr>
+            <w:tcW w:type="dxa" w:w="2880"/>
+          </w:tcPr>
+          <w:p/>
+        </w:tc>
+        <w:tc>
+          <w:tcPr>
+            <w:tcW w:type="dxa" w:w="2880"/>
+          </w:tcPr>
+          <w:p/>
+        </w:tc>
+      </w:tr>
+      <w:tr>
+        <w:tc>
+          <w:tcPr>
+            <w:tcW w:type="dxa" w:w="2880"/>
+          </w:tcPr>
+          <w:p/>
+        </w:tc>
+        <w:tc>
+          <w:tcPr>
+            <w:tcW w:type="dxa" w:w="2880"/>
+          </w:tcPr>
+          <w:p/>
+        </w:tc>
+        <w:tc>
+          <w:tcPr>
+            <w:tcW w:type="dxa" w:w="2880"/>
+          </w:tcPr>
+          <w:p/>
+        </w:tc>
+      </w:tr>
+      <w:tr>
+        <w:tc>
+          <w:tcPr>
+            <w:tcW w:type="dxa" w:w="2880"/>
+          </w:tcPr>
+          <w:p/>
+        </w:tc>
+        <w:tc>
+          <w:tcPr>
+            <w:tcW w:type="dxa" w:w="2880"/>
+          </w:tcPr>
+          <w:p/>
+        </w:tc>
+        <w:tc>
+          <w:tcPr>
+            <w:tcW w:type="dxa" w:w="2880"/>
+          </w:tcPr>
+          <w:p/>
+        </w:tc>
+      </w:tr>
+      <w:tr>
+        <w:tc>
+          <w:tcPr>
+            <w:tcW w:type="dxa" w:w="2880"/>
+          </w:tcPr>
+          <w:p>
+            <w:r>
+              <w:t>users</w:t>
+            </w:r>
+          </w:p>
+        </w:tc>
+        <w:tc>
+          <w:tcPr>
+            <w:tcW w:type="dxa" w:w="2880"/>
+          </w:tcPr>
+          <w:p>
+            <w:r>
+              <w:t>uid, name, phone, postcode, borough, parenting_stage, children, photo_url, tier, created_at</w:t>
+            </w:r>
+          </w:p>
+        </w:tc>
+        <w:tc>
+          <w:tcPr>
+            <w:tcW w:type="dxa" w:w="2880"/>
+          </w:tcPr>
+          <w:p>
+            <w:r>
+              <w:t>User profiles</w:t>
+            </w:r>
+          </w:p>
+        </w:tc>
+      </w:tr>
+      <w:tr>
+        <w:tc>
+          <w:tcPr>
+            <w:tcW w:type="dxa" w:w="2880"/>
+          </w:tcPr>
+          <w:p>
+            <w:r>
+              <w:t>groups</w:t>
+            </w:r>
+          </w:p>
+        </w:tc>
+        <w:tc>
+          <w:tcPr>
+            <w:tcW w:type="dxa" w:w="2880"/>
+          </w:tcPr>
+          <w:p>
+            <w:r>
+              <w:t>id, name, description, type (public/private), borough, admin_uid, member_count</w:t>
+            </w:r>
+          </w:p>
+        </w:tc>
+        <w:tc>
+          <w:tcPr>
+            <w:tcW w:type="dxa" w:w="2880"/>
+          </w:tcPr>
+          <w:p>
+            <w:r>
+              <w:t>Community groups</w:t>
+            </w:r>
+          </w:p>
+        </w:tc>
+      </w:tr>
+      <w:tr>
+        <w:tc>
+          <w:tcPr>
+            <w:tcW w:type="dxa" w:w="2880"/>
+          </w:tcPr>
+          <w:p>
+            <w:r>
+              <w:t>messages</w:t>
+            </w:r>
+          </w:p>
+        </w:tc>
+        <w:tc>
+          <w:tcPr>
+            <w:tcW w:type="dxa" w:w="2880"/>
+          </w:tcPr>
+          <w:p>
+            <w:r>
+              <w:t>id, group_id, sender_uid, text, timestamp, thread_id, type</w:t>
+            </w:r>
+          </w:p>
+        </w:tc>
+        <w:tc>
+          <w:tcPr>
+            <w:tcW w:type="dxa" w:w="2880"/>
+          </w:tcPr>
+          <w:p>
+            <w:r>
+              <w:t>Group and DM messages</w:t>
+            </w:r>
+          </w:p>
+        </w:tc>
+      </w:tr>
+      <w:tr>
+        <w:tc>
+          <w:tcPr>
+            <w:tcW w:type="dxa" w:w="2880"/>
+          </w:tcPr>
+          <w:p>
+            <w:r>
+              <w:t>events</w:t>
+            </w:r>
+          </w:p>
+        </w:tc>
+        <w:tc>
+          <w:tcPr>
+            <w:tcW w:type="dxa" w:w="2880"/>
+          </w:tcPr>
+          <w:p>
+            <w:r>
+              <w:t>id, title, description, date, location, borough, organiser_type, rsvp_count</w:t>
+            </w:r>
+          </w:p>
+        </w:tc>
+        <w:tc>
+          <w:tcPr>
+            <w:tcW w:type="dxa" w:w="2880"/>
+          </w:tcPr>
+          <w:p>
+            <w:r>
+              <w:t>Events and meetups</w:t>
+            </w:r>
+          </w:p>
+        </w:tc>
+      </w:tr>
+      <w:tr>
+        <w:tc>
+          <w:tcPr>
+            <w:tcW w:type="dxa" w:w="2880"/>
+          </w:tcPr>
+          <w:p>
+            <w:r>
+              <w:t>listings</w:t>
+            </w:r>
+          </w:p>
+        </w:tc>
+        <w:tc>
+          <w:tcPr>
+            <w:tcW w:type="dxa" w:w="2880"/>
+          </w:tcPr>
+          <w:p>
+            <w:r>
+              <w:t>id, seller_uid, title, description, price, category, photos, borough, status</w:t>
+            </w:r>
+          </w:p>
+        </w:tc>
+        <w:tc>
+          <w:tcPr>
+            <w:tcW w:type="dxa" w:w="2880"/>
+          </w:tcPr>
+          <w:p>
+            <w:r>
+              <w:t>Marketplace listings</w:t>
+            </w:r>
+          </w:p>
+        </w:tc>
+      </w:tr>
+      <w:tr>
+        <w:tc>
+          <w:tcPr>
+            <w:tcW w:type="dxa" w:w="2880"/>
+          </w:tcPr>
+          <w:p>
+            <w:r>
+              <w:t>announcements</w:t>
+            </w:r>
+          </w:p>
+        </w:tc>
+        <w:tc>
+          <w:tcPr>
+            <w:tcW w:type="dxa" w:w="2880"/>
+          </w:tcPr>
+          <w:p>
+            <w:r>
+              <w:t>id, title, body, borough, created_at, expires_at</w:t>
+            </w:r>
+          </w:p>
+        </w:tc>
+        <w:tc>
+          <w:tcPr>
+            <w:tcW w:type="dxa" w:w="2880"/>
+          </w:tcPr>
+          <w:p>
+            <w:r>
+              <w:t>Community announcements</w:t>
+            </w:r>
+          </w:p>
+        </w:tc>
+      </w:tr>
+      <w:tr>
+        <w:tc>
+          <w:tcPr>
+            <w:tcW w:type="dxa" w:w="2880"/>
+          </w:tcPr>
+          <w:p>
+            <w:r>
+              <w:t>subscriptions</w:t>
+            </w:r>
+          </w:p>
+        </w:tc>
+        <w:tc>
+          <w:tcPr>
+            <w:tcW w:type="dxa" w:w="2880"/>
+          </w:tcPr>
+          <w:p>
+            <w:r>
+              <w:t>uid, tier, billing_period, start_date, renewal_date, is_active</w:t>
+            </w:r>
+          </w:p>
+        </w:tc>
+        <w:tc>
+          <w:tcPr>
+            <w:tcW w:type="dxa" w:w="2880"/>
+          </w:tcPr>
+          <w:p>
+            <w:r>
+              <w:t>Subscription state</w:t>
+            </w:r>
+          </w:p>
+        </w:tc>
+      </w:tr>
+    </w:tbl>
+    <w:p>
+      <w:pPr>
+        <w:pStyle w:val="Heading2"/>
+      </w:pPr>
+      <w:r>
+        <w:t>6.2 Borough Scoping</w:t>
+      </w:r>
+    </w:p>
+    <w:p>
+      <w:r>
+        <w:rPr>
+          <w:b w:val="0"/>
+        </w:rPr>
+        <w:t>All Firestore queries are filtered by borough field. The BoroughScopeGuard service enforces this at the service layer — no query can return data outside the user's assigned borough. This is the core data architecture decision that makes Huddl genuinely hyperlocal.</w:t>
+      </w:r>
+    </w:p>
+    <w:p>
+      <w:pPr>
+        <w:pStyle w:val="Heading1"/>
+      </w:pPr>
+      <w:r>
+        <w:t>7. Non-Functional Requirements</w:t>
+      </w:r>
+    </w:p>
+    <w:tbl>
+      <w:tblPr>
+        <w:tblStyle w:val="TableGrid"/>
+        <w:tblW w:type="auto" w:w="0"/>
+        <w:tblLook w:firstColumn="1" w:firstRow="1" w:lastColumn="0" w:lastRow="0" w:noHBand="0" w:noVBand="1" w:val="04A0"/>
+      </w:tblPr>
+      <w:tblGrid>
+        <w:gridCol w:w="4320"/>
+        <w:gridCol w:w="4320"/>
+      </w:tblGrid>
+      <w:tr>
+        <w:tc>
+          <w:tcPr>
+            <w:tcW w:type="dxa" w:w="4320"/>
+          </w:tcPr>
+          <w:p>
+            <w:r>
+              <w:rPr>
+                <w:b/>
+              </w:rPr>
+              <w:t>Requirement</w:t>
             </w:r>
           </w:p>
         </w:tc>
@@ -1249,630 +2379,9 @@
           <w:p>
             <w:r>
               <w:rPr>
-                <w:sz w:val="20"/>
+                <w:b/>
               </w:rPr>
-              <w:t>SharedPreferences, Hive</w:t>
-            </w:r>
-          </w:p>
-        </w:tc>
-      </w:tr>
-    </w:tbl>
-    <w:p>
-      <w:pPr>
-        <w:pStyle w:val="Heading1"/>
-      </w:pPr>
-      <w:r>
-        <w:rPr>
-          <w:color w:val="262A35"/>
-        </w:rPr>
-        <w:t>3. User Personas</w:t>
-      </w:r>
-    </w:p>
-    <w:p>
-      <w:pPr>
-        <w:pStyle w:val="Heading2"/>
-      </w:pPr>
-      <w:r>
-        <w:rPr>
-          <w:color w:val="262A35"/>
-        </w:rPr>
-        <w:t>Aspiring Parent - "Alex"</w:t>
-      </w:r>
-    </w:p>
-    <w:p>
-      <w:r>
-        <w:rPr>
-          <w:b w:val="0"/>
-          <w:i w:val="0"/>
-          <w:sz w:val="22"/>
-        </w:rPr>
-        <w:t>Researching parenthood, joining communities for advice and support.</w:t>
-      </w:r>
-    </w:p>
-    <w:p>
-      <w:pPr>
-        <w:pStyle w:val="Heading2"/>
-      </w:pPr>
-      <w:r>
-        <w:rPr>
-          <w:color w:val="262A35"/>
-        </w:rPr>
-        <w:t>Expecting Parent - "Sarah"</w:t>
-      </w:r>
-    </w:p>
-    <w:p>
-      <w:r>
-        <w:rPr>
-          <w:b w:val="0"/>
-          <w:i w:val="0"/>
-          <w:sz w:val="22"/>
-        </w:rPr>
-        <w:t>Preparing for baby arrival, finding local groups and buying essentials. Deals tab helps find discounted baby gear.</w:t>
-      </w:r>
-    </w:p>
-    <w:p>
-      <w:pPr>
-        <w:pStyle w:val="Heading2"/>
-      </w:pPr>
-      <w:r>
-        <w:rPr>
-          <w:color w:val="262A35"/>
-        </w:rPr>
-        <w:t>New Parent - "Marcus"</w:t>
-      </w:r>
-    </w:p>
-    <w:p>
-      <w:r>
-        <w:rPr>
-          <w:b w:val="0"/>
-          <w:i w:val="0"/>
-          <w:sz w:val="22"/>
-        </w:rPr>
-        <w:t>Sleep-deprived but eager to connect. Uses Chat and Mingle heavily. Discovers savings through Deals.</w:t>
-      </w:r>
-    </w:p>
-    <w:p>
-      <w:pPr>
-        <w:pStyle w:val="Heading2"/>
-      </w:pPr>
-      <w:r>
-        <w:rPr>
-          <w:color w:val="262A35"/>
-        </w:rPr>
-        <w:t>Experienced Parent - "Priya"</w:t>
-      </w:r>
-    </w:p>
-    <w:p>
-      <w:r>
-        <w:rPr>
-          <w:b w:val="0"/>
-          <w:i w:val="0"/>
-          <w:sz w:val="22"/>
-        </w:rPr>
-        <w:t>Multiple children, sells outgrown items on Preloved, organises meetups, uses Trips for holidays. Power user of Deals for family shopping.</w:t>
-      </w:r>
-    </w:p>
-    <w:p>
-      <w:pPr>
-        <w:pStyle w:val="Heading2"/>
-      </w:pPr>
-      <w:r>
-        <w:rPr>
-          <w:color w:val="262A35"/>
-        </w:rPr>
-        <w:t>Local Service Provider - "Dr. Chen"</w:t>
-      </w:r>
-    </w:p>
-    <w:p>
-      <w:r>
-        <w:rPr>
-          <w:b w:val="0"/>
-          <w:i w:val="0"/>
-          <w:sz w:val="22"/>
-        </w:rPr>
-        <w:t>Offers parenting classes, uses Events to promote. May sponsor deals through the platform.</w:t>
-      </w:r>
-    </w:p>
-    <w:p>
-      <w:pPr>
-        <w:pStyle w:val="Heading1"/>
-      </w:pPr>
-      <w:r>
-        <w:rPr>
-          <w:color w:val="262A35"/>
-        </w:rPr>
-        <w:t>4. Feature Specifications</w:t>
-      </w:r>
-    </w:p>
-    <w:p>
-      <w:pPr>
-        <w:pStyle w:val="Heading2"/>
-      </w:pPr>
-      <w:r>
-        <w:rPr>
-          <w:color w:val="262A35"/>
-        </w:rPr>
-        <w:t>4.1 MyHuddl (Home Dashboard)</w:t>
-      </w:r>
-    </w:p>
-    <w:p>
-      <w:pPr>
-        <w:pStyle w:val="ListBullet"/>
-      </w:pPr>
-      <w:r>
-        <w:t>AI-recommended events and groups</w:t>
-      </w:r>
-    </w:p>
-    <w:p>
-      <w:pPr>
-        <w:pStyle w:val="ListBullet"/>
-      </w:pPr>
-      <w:r>
-        <w:t>Quick actions: create meetup, list item, browse deals</w:t>
-      </w:r>
-    </w:p>
-    <w:p>
-      <w:pPr>
-        <w:pStyle w:val="ListBullet"/>
-      </w:pPr>
-      <w:r>
-        <w:t>Community activity feed</w:t>
-      </w:r>
-    </w:p>
-    <w:p>
-      <w:pPr>
-        <w:pStyle w:val="ListBullet"/>
-      </w:pPr>
-      <w:r>
-        <w:t>Personalised content based on postcode and parenting stage</w:t>
-      </w:r>
-    </w:p>
-    <w:p>
-      <w:pPr>
-        <w:pStyle w:val="Heading2"/>
-      </w:pPr>
-      <w:r>
-        <w:rPr>
-          <w:color w:val="262A35"/>
-        </w:rPr>
-        <w:t>4.2 Chat (Groups &amp; DMs)</w:t>
-      </w:r>
-    </w:p>
-    <w:p>
-      <w:pPr>
-        <w:pStyle w:val="ListBullet"/>
-      </w:pPr>
-      <w:r>
-        <w:t>Auto-assigned groups based on postcode and stage of life</w:t>
-      </w:r>
-    </w:p>
-    <w:p>
-      <w:pPr>
-        <w:pStyle w:val="ListBullet"/>
-      </w:pPr>
-      <w:r>
-        <w:t>User-created public and private groups</w:t>
-      </w:r>
-    </w:p>
-    <w:p>
-      <w:pPr>
-        <w:pStyle w:val="ListBullet"/>
-      </w:pPr>
-      <w:r>
-        <w:t>Direct messaging with online status</w:t>
-      </w:r>
-    </w:p>
-    <w:p>
-      <w:pPr>
-        <w:pStyle w:val="ListBullet"/>
-      </w:pPr>
-      <w:r>
-        <w:t>Message threading and saved messages</w:t>
-      </w:r>
-    </w:p>
-    <w:p>
-      <w:pPr>
-        <w:pStyle w:val="ListBullet"/>
-      </w:pPr>
-      <w:r>
-        <w:t>AI Chat Summariser for catching up on conversations</w:t>
-      </w:r>
-    </w:p>
-    <w:p>
-      <w:pPr>
-        <w:pStyle w:val="Heading2"/>
-      </w:pPr>
-      <w:r>
-        <w:rPr>
-          <w:color w:val="262A35"/>
-        </w:rPr>
-        <w:t>4.3 Mingle (Events &amp; Meetups)</w:t>
-      </w:r>
-    </w:p>
-    <w:p>
-      <w:pPr>
-        <w:pStyle w:val="ListBullet"/>
-      </w:pPr>
-      <w:r>
-        <w:t>AI-discovered local events (daily web scraping)</w:t>
-      </w:r>
-    </w:p>
-    <w:p>
-      <w:pPr>
-        <w:pStyle w:val="ListBullet"/>
-      </w:pPr>
-      <w:r>
-        <w:t>B2B partner events from local businesses</w:t>
-      </w:r>
-    </w:p>
-    <w:p>
-      <w:pPr>
-        <w:pStyle w:val="ListBullet"/>
-      </w:pPr>
-      <w:r>
-        <w:t>Parent-created meetups with RSVP</w:t>
-      </w:r>
-    </w:p>
-    <w:p>
-      <w:pPr>
-        <w:pStyle w:val="ListBullet"/>
-      </w:pPr>
-      <w:r>
-        <w:t>Filters: area, date, age group, category</w:t>
-      </w:r>
-    </w:p>
-    <w:p>
-      <w:pPr>
-        <w:pStyle w:val="ListBullet"/>
-      </w:pPr>
-      <w:r>
-        <w:t>Map view and list view</w:t>
-      </w:r>
-    </w:p>
-    <w:p>
-      <w:pPr>
-        <w:pStyle w:val="Heading2"/>
-      </w:pPr>
-      <w:r>
-        <w:rPr>
-          <w:color w:val="262A35"/>
-        </w:rPr>
-        <w:t>4.4 Preloved (Marketplace)</w:t>
-      </w:r>
-    </w:p>
-    <w:p>
-      <w:pPr>
-        <w:pStyle w:val="ListBullet"/>
-      </w:pPr>
-      <w:r>
-        <w:t>Buy, sell and give away baby items</w:t>
-      </w:r>
-    </w:p>
-    <w:p>
-      <w:pPr>
-        <w:pStyle w:val="ListBullet"/>
-      </w:pPr>
-      <w:r>
-        <w:t>AI Listing Generator for product descriptions</w:t>
-      </w:r>
-    </w:p>
-    <w:p>
-      <w:pPr>
-        <w:pStyle w:val="ListBullet"/>
-      </w:pPr>
-      <w:r>
-        <w:t>Category browsing and search</w:t>
-      </w:r>
-    </w:p>
-    <w:p>
-      <w:pPr>
-        <w:pStyle w:val="ListBullet"/>
-      </w:pPr>
-      <w:r>
-        <w:t>Direct messaging to sellers</w:t>
-      </w:r>
-    </w:p>
-    <w:p>
-      <w:pPr>
-        <w:pStyle w:val="ListBullet"/>
-      </w:pPr>
-      <w:r>
-        <w:t>Photo uploads (up to 5 per listing)</w:t>
-      </w:r>
-    </w:p>
-    <w:p>
-      <w:pPr>
-        <w:pStyle w:val="Heading2"/>
-      </w:pPr>
-      <w:r>
-        <w:rPr>
-          <w:color w:val="262A35"/>
-        </w:rPr>
-        <w:t>4.5 Trips (Family Travel)</w:t>
-      </w:r>
-    </w:p>
-    <w:p>
-      <w:pPr>
-        <w:pStyle w:val="ListBullet"/>
-      </w:pPr>
-      <w:r>
-        <w:t>AI Travel Concierge chatbot</w:t>
-      </w:r>
-    </w:p>
-    <w:p>
-      <w:pPr>
-        <w:pStyle w:val="ListBullet"/>
-      </w:pPr>
-      <w:r>
-        <w:t>Destination browser with family-friendly ratings</w:t>
-      </w:r>
-    </w:p>
-    <w:p>
-      <w:pPr>
-        <w:pStyle w:val="ListBullet"/>
-      </w:pPr>
-      <w:r>
-        <w:t>AI-generated packing lists</w:t>
-      </w:r>
-    </w:p>
-    <w:p>
-      <w:pPr>
-        <w:pStyle w:val="ListBullet"/>
-      </w:pPr>
-      <w:r>
-        <w:t>Parents Abroad tips and advice</w:t>
-      </w:r>
-    </w:p>
-    <w:p>
-      <w:pPr>
-        <w:pStyle w:val="ListBullet"/>
-      </w:pPr>
-      <w:r>
-        <w:t>Saved trips and travel planning</w:t>
-      </w:r>
-    </w:p>
-    <w:p>
-      <w:pPr>
-        <w:pStyle w:val="Heading2"/>
-      </w:pPr>
-      <w:r>
-        <w:rPr>
-          <w:color w:val="262A35"/>
-        </w:rPr>
-        <w:t>4.6 Deals (RevGlue Affiliate Integration) [NEW]</w:t>
-      </w:r>
-    </w:p>
-    <w:p>
-      <w:pPr>
-        <w:pStyle w:val="ListBullet"/>
-      </w:pPr>
-      <w:r>
-        <w:t>Live coupons and voucher codes from 500+ UK stores</w:t>
-      </w:r>
-    </w:p>
-    <w:p>
-      <w:pPr>
-        <w:pStyle w:val="ListBullet"/>
-      </w:pPr>
-      <w:r>
-        <w:t>Three sub-tabs: Popular Stores, Categories, For Families</w:t>
-      </w:r>
-    </w:p>
-    <w:p>
-      <w:pPr>
-        <w:pStyle w:val="ListBullet"/>
-      </w:pPr>
-      <w:r>
-        <w:t>Store search with real-time filtering</w:t>
-      </w:r>
-    </w:p>
-    <w:p>
-      <w:pPr>
-        <w:pStyle w:val="ListBullet"/>
-      </w:pPr>
-      <w:r>
-        <w:t>Store detail view with all active coupons/offers</w:t>
-      </w:r>
-    </w:p>
-    <w:p>
-      <w:pPr>
-        <w:pStyle w:val="ListBullet"/>
-      </w:pPr>
-      <w:r>
-        <w:t>Copy-to-clipboard for coupon codes</w:t>
-      </w:r>
-    </w:p>
-    <w:p>
-      <w:pPr>
-        <w:pStyle w:val="ListBullet"/>
-      </w:pPr>
-      <w:r>
-        <w:t>Affiliate exit-click tracking (80% commission)</w:t>
-      </w:r>
-    </w:p>
-    <w:p>
-      <w:pPr>
-        <w:pStyle w:val="ListBullet"/>
-      </w:pPr>
-      <w:r>
-        <w:t>Family-curated picks (baby, toys, kids clothing)</w:t>
-      </w:r>
-    </w:p>
-    <w:p>
-      <w:pPr>
-        <w:pStyle w:val="ListBullet"/>
-      </w:pPr>
-      <w:r>
-        <w:t>Banner carousel for featured promotions</w:t>
-      </w:r>
-    </w:p>
-    <w:p>
-      <w:pPr>
-        <w:pStyle w:val="ListBullet"/>
-      </w:pPr>
-      <w:r>
-        <w:t>Subscription-gated daily view limits (Explorer: 10/day)</w:t>
-      </w:r>
-    </w:p>
-    <w:p>
-      <w:pPr>
-        <w:pStyle w:val="ListBullet"/>
-      </w:pPr>
-      <w:r>
-        <w:t>25+ categories with subcategories</w:t>
-      </w:r>
-    </w:p>
-    <w:p>
-      <w:pPr>
-        <w:pStyle w:val="Heading2"/>
-      </w:pPr>
-      <w:r>
-        <w:rPr>
-          <w:color w:val="262A35"/>
-        </w:rPr>
-        <w:t>4.7 Profile &amp; Settings</w:t>
-      </w:r>
-    </w:p>
-    <w:p>
-      <w:pPr>
-        <w:pStyle w:val="ListBullet"/>
-      </w:pPr>
-      <w:r>
-        <w:t>Edit profile (name, bio, photo, children info)</w:t>
-      </w:r>
-    </w:p>
-    <w:p>
-      <w:pPr>
-        <w:pStyle w:val="ListBullet"/>
-      </w:pPr>
-      <w:r>
-        <w:t>Subscription management and upgrade flow</w:t>
-      </w:r>
-    </w:p>
-    <w:p>
-      <w:pPr>
-        <w:pStyle w:val="ListBullet"/>
-      </w:pPr>
-      <w:r>
-        <w:t>Notification preferences</w:t>
-      </w:r>
-    </w:p>
-    <w:p>
-      <w:pPr>
-        <w:pStyle w:val="ListBullet"/>
-      </w:pPr>
-      <w:r>
-        <w:t>Privacy settings</w:t>
-      </w:r>
-    </w:p>
-    <w:p>
-      <w:pPr>
-        <w:pStyle w:val="ListBullet"/>
-      </w:pPr>
-      <w:r>
-        <w:t>Run Tutorial option</w:t>
-      </w:r>
-    </w:p>
-    <w:p>
-      <w:pPr>
-        <w:pStyle w:val="ListBullet"/>
-      </w:pPr>
-      <w:r>
-        <w:t>Help &amp; Support, About, Legal links</w:t>
-      </w:r>
-    </w:p>
-    <w:p>
-      <w:pPr>
-        <w:pStyle w:val="Heading1"/>
-      </w:pPr>
-      <w:r>
-        <w:rPr>
-          <w:color w:val="262A35"/>
-        </w:rPr>
-        <w:t>5. Subscription Model</w:t>
-      </w:r>
-    </w:p>
-    <w:p>
-      <w:r>
-        <w:rPr>
-          <w:b w:val="0"/>
-          <w:i w:val="0"/>
-          <w:sz w:val="22"/>
-        </w:rPr>
-        <w:t>Three-tier subscription model with freemium conversion strategy:</w:t>
-      </w:r>
-    </w:p>
-    <w:tbl>
-      <w:tblPr>
-        <w:tblStyle w:val="LightGrid-Accent1"/>
-        <w:tblW w:type="auto" w:w="0"/>
-        <w:jc w:val="center"/>
-        <w:tblLook w:firstColumn="1" w:firstRow="1" w:lastColumn="0" w:lastRow="0" w:noHBand="0" w:noVBand="1" w:val="04A0"/>
-      </w:tblPr>
-      <w:tblGrid>
-        <w:gridCol w:w="2160"/>
-        <w:gridCol w:w="2160"/>
-        <w:gridCol w:w="2160"/>
-        <w:gridCol w:w="2160"/>
-      </w:tblGrid>
-      <w:tr>
-        <w:tc>
-          <w:tcPr>
-            <w:tcW w:type="dxa" w:w="2160"/>
-            <w:shd w:val="clear" w:color="auto" w:fill="FF975C"/>
-          </w:tcPr>
-          <w:p>
-            <w:r>
-              <w:rPr>
-                <w:b/>
-                <w:sz w:val="20"/>
-              </w:rPr>
-              <w:t>Feature</w:t>
-            </w:r>
-          </w:p>
-        </w:tc>
-        <w:tc>
-          <w:tcPr>
-            <w:tcW w:type="dxa" w:w="2160"/>
-            <w:shd w:val="clear" w:color="auto" w:fill="FF975C"/>
-          </w:tcPr>
-          <w:p>
-            <w:r>
-              <w:rPr>
-                <w:b/>
-                <w:sz w:val="20"/>
-              </w:rPr>
-              <w:t>Explorer (Free)</w:t>
-            </w:r>
-          </w:p>
-        </w:tc>
-        <w:tc>
-          <w:tcPr>
-            <w:tcW w:type="dxa" w:w="2160"/>
-            <w:shd w:val="clear" w:color="auto" w:fill="FF975C"/>
-          </w:tcPr>
-          <w:p>
-            <w:r>
-              <w:rPr>
-                <w:b/>
-                <w:sz w:val="20"/>
-              </w:rPr>
-              <w:t>Neighbourhood (GBP5.99/mo)</w:t>
-            </w:r>
-          </w:p>
-        </w:tc>
-        <w:tc>
-          <w:tcPr>
-            <w:tcW w:type="dxa" w:w="2160"/>
-            <w:shd w:val="clear" w:color="auto" w:fill="FF975C"/>
-          </w:tcPr>
-          <w:p>
-            <w:r>
-              <w:rPr>
-                <w:b/>
-                <w:sz w:val="20"/>
-              </w:rPr>
-              <w:t>Inner Circle (GBP11.99/mo)</w:t>
+              <w:t>Target</w:t>
             </w:r>
           </w:p>
         </w:tc>
@@ -1880,950 +2389,119 @@
       <w:tr>
         <w:tc>
           <w:tcPr>
-            <w:tcW w:type="dxa" w:w="2160"/>
+            <w:tcW w:type="dxa" w:w="4320"/>
           </w:tcPr>
-          <w:p>
-            <w:r>
-              <w:rPr>
-                <w:sz w:val="20"/>
-              </w:rPr>
-              <w:t>Groups Joined</w:t>
-            </w:r>
-          </w:p>
+          <w:p/>
         </w:tc>
         <w:tc>
           <w:tcPr>
-            <w:tcW w:type="dxa" w:w="2160"/>
+            <w:tcW w:type="dxa" w:w="4320"/>
           </w:tcPr>
-          <w:p>
-            <w:r>
-              <w:rPr>
-                <w:sz w:val="20"/>
-              </w:rPr>
-              <w:t>2</w:t>
-            </w:r>
-          </w:p>
-        </w:tc>
-        <w:tc>
-          <w:tcPr>
-            <w:tcW w:type="dxa" w:w="2160"/>
-          </w:tcPr>
-          <w:p>
-            <w:r>
-              <w:rPr>
-                <w:sz w:val="20"/>
-              </w:rPr>
-              <w:t>Unlimited</w:t>
-            </w:r>
-          </w:p>
-        </w:tc>
-        <w:tc>
-          <w:tcPr>
-            <w:tcW w:type="dxa" w:w="2160"/>
-          </w:tcPr>
-          <w:p>
-            <w:r>
-              <w:rPr>
-                <w:sz w:val="20"/>
-              </w:rPr>
-              <w:t>Unlimited</w:t>
-            </w:r>
-          </w:p>
+          <w:p/>
         </w:tc>
       </w:tr>
       <w:tr>
         <w:tc>
           <w:tcPr>
-            <w:tcW w:type="dxa" w:w="2160"/>
+            <w:tcW w:type="dxa" w:w="4320"/>
           </w:tcPr>
-          <w:p>
-            <w:r>
-              <w:rPr>
-                <w:sz w:val="20"/>
-              </w:rPr>
-              <w:t>Direct Messages</w:t>
-            </w:r>
-          </w:p>
+          <w:p/>
         </w:tc>
         <w:tc>
           <w:tcPr>
-            <w:tcW w:type="dxa" w:w="2160"/>
+            <w:tcW w:type="dxa" w:w="4320"/>
           </w:tcPr>
-          <w:p>
-            <w:r>
-              <w:rPr>
-                <w:sz w:val="20"/>
-              </w:rPr>
-              <w:t>5</w:t>
-            </w:r>
-          </w:p>
-        </w:tc>
-        <w:tc>
-          <w:tcPr>
-            <w:tcW w:type="dxa" w:w="2160"/>
-          </w:tcPr>
-          <w:p>
-            <w:r>
-              <w:rPr>
-                <w:sz w:val="20"/>
-              </w:rPr>
-              <w:t>Unlimited</w:t>
-            </w:r>
-          </w:p>
-        </w:tc>
-        <w:tc>
-          <w:tcPr>
-            <w:tcW w:type="dxa" w:w="2160"/>
-          </w:tcPr>
-          <w:p>
-            <w:r>
-              <w:rPr>
-                <w:sz w:val="20"/>
-              </w:rPr>
-              <w:t>Unlimited</w:t>
-            </w:r>
-          </w:p>
+          <w:p/>
         </w:tc>
       </w:tr>
       <w:tr>
         <w:tc>
           <w:tcPr>
-            <w:tcW w:type="dxa" w:w="2160"/>
+            <w:tcW w:type="dxa" w:w="4320"/>
           </w:tcPr>
-          <w:p>
-            <w:r>
-              <w:rPr>
-                <w:sz w:val="20"/>
-              </w:rPr>
-              <w:t>Meetups/Month</w:t>
-            </w:r>
-          </w:p>
+          <w:p/>
         </w:tc>
         <w:tc>
           <w:tcPr>
-            <w:tcW w:type="dxa" w:w="2160"/>
+            <w:tcW w:type="dxa" w:w="4320"/>
           </w:tcPr>
-          <w:p>
-            <w:r>
-              <w:rPr>
-                <w:sz w:val="20"/>
-              </w:rPr>
-              <w:t>2</w:t>
-            </w:r>
-          </w:p>
-        </w:tc>
-        <w:tc>
-          <w:tcPr>
-            <w:tcW w:type="dxa" w:w="2160"/>
-          </w:tcPr>
-          <w:p>
-            <w:r>
-              <w:rPr>
-                <w:sz w:val="20"/>
-              </w:rPr>
-              <w:t>Unlimited</w:t>
-            </w:r>
-          </w:p>
-        </w:tc>
-        <w:tc>
-          <w:tcPr>
-            <w:tcW w:type="dxa" w:w="2160"/>
-          </w:tcPr>
-          <w:p>
-            <w:r>
-              <w:rPr>
-                <w:sz w:val="20"/>
-              </w:rPr>
-              <w:t>Unlimited</w:t>
-            </w:r>
-          </w:p>
+          <w:p/>
         </w:tc>
       </w:tr>
       <w:tr>
         <w:tc>
           <w:tcPr>
-            <w:tcW w:type="dxa" w:w="2160"/>
+            <w:tcW w:type="dxa" w:w="4320"/>
           </w:tcPr>
-          <w:p>
-            <w:r>
-              <w:rPr>
-                <w:sz w:val="20"/>
-              </w:rPr>
-              <w:t>Marketplace Listings</w:t>
-            </w:r>
-          </w:p>
+          <w:p/>
         </w:tc>
         <w:tc>
           <w:tcPr>
-            <w:tcW w:type="dxa" w:w="2160"/>
+            <w:tcW w:type="dxa" w:w="4320"/>
           </w:tcPr>
-          <w:p>
-            <w:r>
-              <w:rPr>
-                <w:sz w:val="20"/>
-              </w:rPr>
-              <w:t>2</w:t>
-            </w:r>
-          </w:p>
-        </w:tc>
-        <w:tc>
-          <w:tcPr>
-            <w:tcW w:type="dxa" w:w="2160"/>
-          </w:tcPr>
-          <w:p>
-            <w:r>
-              <w:rPr>
-                <w:sz w:val="20"/>
-              </w:rPr>
-              <w:t>15</w:t>
-            </w:r>
-          </w:p>
-        </w:tc>
-        <w:tc>
-          <w:tcPr>
-            <w:tcW w:type="dxa" w:w="2160"/>
-          </w:tcPr>
-          <w:p>
-            <w:r>
-              <w:rPr>
-                <w:sz w:val="20"/>
-              </w:rPr>
-              <w:t>Unlimited</w:t>
-            </w:r>
-          </w:p>
+          <w:p/>
         </w:tc>
       </w:tr>
       <w:tr>
         <w:tc>
           <w:tcPr>
-            <w:tcW w:type="dxa" w:w="2160"/>
+            <w:tcW w:type="dxa" w:w="4320"/>
           </w:tcPr>
-          <w:p>
-            <w:r>
-              <w:rPr>
-                <w:sz w:val="20"/>
-              </w:rPr>
-              <w:t>AI Copilot Chats/Day</w:t>
-            </w:r>
-          </w:p>
+          <w:p/>
         </w:tc>
         <w:tc>
           <w:tcPr>
-            <w:tcW w:type="dxa" w:w="2160"/>
+            <w:tcW w:type="dxa" w:w="4320"/>
           </w:tcPr>
-          <w:p>
-            <w:r>
-              <w:rPr>
-                <w:sz w:val="20"/>
-              </w:rPr>
-              <w:t>3</w:t>
-            </w:r>
-          </w:p>
-        </w:tc>
-        <w:tc>
-          <w:tcPr>
-            <w:tcW w:type="dxa" w:w="2160"/>
-          </w:tcPr>
-          <w:p>
-            <w:r>
-              <w:rPr>
-                <w:sz w:val="20"/>
-              </w:rPr>
-              <w:t>25</w:t>
-            </w:r>
-          </w:p>
-        </w:tc>
-        <w:tc>
-          <w:tcPr>
-            <w:tcW w:type="dxa" w:w="2160"/>
-          </w:tcPr>
-          <w:p>
-            <w:r>
-              <w:rPr>
-                <w:sz w:val="20"/>
-              </w:rPr>
-              <w:t>Unlimited</w:t>
-            </w:r>
-          </w:p>
+          <w:p/>
         </w:tc>
       </w:tr>
       <w:tr>
         <w:tc>
           <w:tcPr>
-            <w:tcW w:type="dxa" w:w="2160"/>
+            <w:tcW w:type="dxa" w:w="4320"/>
           </w:tcPr>
-          <w:p>
-            <w:r>
-              <w:rPr>
-                <w:sz w:val="20"/>
-              </w:rPr>
-              <w:t>AI Chat Summaries/Day</w:t>
-            </w:r>
-          </w:p>
+          <w:p/>
         </w:tc>
         <w:tc>
           <w:tcPr>
-            <w:tcW w:type="dxa" w:w="2160"/>
+            <w:tcW w:type="dxa" w:w="4320"/>
           </w:tcPr>
-          <w:p>
-            <w:r>
-              <w:rPr>
-                <w:sz w:val="20"/>
-              </w:rPr>
-              <w:t>1</w:t>
-            </w:r>
-          </w:p>
-        </w:tc>
-        <w:tc>
-          <w:tcPr>
-            <w:tcW w:type="dxa" w:w="2160"/>
-          </w:tcPr>
-          <w:p>
-            <w:r>
-              <w:rPr>
-                <w:sz w:val="20"/>
-              </w:rPr>
-              <w:t>10</w:t>
-            </w:r>
-          </w:p>
-        </w:tc>
-        <w:tc>
-          <w:tcPr>
-            <w:tcW w:type="dxa" w:w="2160"/>
-          </w:tcPr>
-          <w:p>
-            <w:r>
-              <w:rPr>
-                <w:sz w:val="20"/>
-              </w:rPr>
-              <w:t>Unlimited</w:t>
-            </w:r>
-          </w:p>
+          <w:p/>
         </w:tc>
       </w:tr>
       <w:tr>
         <w:tc>
           <w:tcPr>
-            <w:tcW w:type="dxa" w:w="2160"/>
+            <w:tcW w:type="dxa" w:w="4320"/>
           </w:tcPr>
-          <w:p>
-            <w:r>
-              <w:rPr>
-                <w:sz w:val="20"/>
-              </w:rPr>
-              <w:t>AI Listing Generator/Mo</w:t>
-            </w:r>
-          </w:p>
+          <w:p/>
         </w:tc>
         <w:tc>
           <w:tcPr>
-            <w:tcW w:type="dxa" w:w="2160"/>
+            <w:tcW w:type="dxa" w:w="4320"/>
           </w:tcPr>
-          <w:p>
-            <w:r>
-              <w:rPr>
-                <w:sz w:val="20"/>
-              </w:rPr>
-              <w:t>0</w:t>
-            </w:r>
-          </w:p>
-        </w:tc>
-        <w:tc>
-          <w:tcPr>
-            <w:tcW w:type="dxa" w:w="2160"/>
-          </w:tcPr>
-          <w:p>
-            <w:r>
-              <w:rPr>
-                <w:sz w:val="20"/>
-              </w:rPr>
-              <w:t>10</w:t>
-            </w:r>
-          </w:p>
-        </w:tc>
-        <w:tc>
-          <w:tcPr>
-            <w:tcW w:type="dxa" w:w="2160"/>
-          </w:tcPr>
-          <w:p>
-            <w:r>
-              <w:rPr>
-                <w:sz w:val="20"/>
-              </w:rPr>
-              <w:t>Unlimited</w:t>
-            </w:r>
-          </w:p>
+          <w:p/>
         </w:tc>
       </w:tr>
       <w:tr>
         <w:tc>
           <w:tcPr>
-            <w:tcW w:type="dxa" w:w="2160"/>
+            <w:tcW w:type="dxa" w:w="4320"/>
           </w:tcPr>
           <w:p>
             <w:r>
-              <w:rPr>
-                <w:sz w:val="20"/>
-              </w:rPr>
-              <w:t>AI Travel Concierge/Day</w:t>
-            </w:r>
-          </w:p>
-        </w:tc>
-        <w:tc>
-          <w:tcPr>
-            <w:tcW w:type="dxa" w:w="2160"/>
-          </w:tcPr>
-          <w:p>
-            <w:r>
-              <w:rPr>
-                <w:sz w:val="20"/>
-              </w:rPr>
-              <w:t>0</w:t>
-            </w:r>
-          </w:p>
-        </w:tc>
-        <w:tc>
-          <w:tcPr>
-            <w:tcW w:type="dxa" w:w="2160"/>
-          </w:tcPr>
-          <w:p>
-            <w:r>
-              <w:rPr>
-                <w:sz w:val="20"/>
-              </w:rPr>
-              <w:t>15</w:t>
-            </w:r>
-          </w:p>
-        </w:tc>
-        <w:tc>
-          <w:tcPr>
-            <w:tcW w:type="dxa" w:w="2160"/>
-          </w:tcPr>
-          <w:p>
-            <w:r>
-              <w:rPr>
-                <w:sz w:val="20"/>
-              </w:rPr>
-              <w:t>Unlimited</w:t>
-            </w:r>
-          </w:p>
-        </w:tc>
-      </w:tr>
-      <w:tr>
-        <w:tc>
-          <w:tcPr>
-            <w:tcW w:type="dxa" w:w="2160"/>
-          </w:tcPr>
-          <w:p>
-            <w:r>
-              <w:rPr>
-                <w:sz w:val="20"/>
-              </w:rPr>
-              <w:t>AI Matchmaker</w:t>
-            </w:r>
-          </w:p>
-        </w:tc>
-        <w:tc>
-          <w:tcPr>
-            <w:tcW w:type="dxa" w:w="2160"/>
-          </w:tcPr>
-          <w:p>
-            <w:r>
-              <w:rPr>
-                <w:sz w:val="20"/>
-              </w:rPr>
-              <w:t>No</w:t>
-            </w:r>
-          </w:p>
-        </w:tc>
-        <w:tc>
-          <w:tcPr>
-            <w:tcW w:type="dxa" w:w="2160"/>
-          </w:tcPr>
-          <w:p>
-            <w:r>
-              <w:rPr>
-                <w:sz w:val="20"/>
-              </w:rPr>
-              <w:t>No</w:t>
-            </w:r>
-          </w:p>
-        </w:tc>
-        <w:tc>
-          <w:tcPr>
-            <w:tcW w:type="dxa" w:w="2160"/>
-          </w:tcPr>
-          <w:p>
-            <w:r>
-              <w:rPr>
-                <w:sz w:val="20"/>
-              </w:rPr>
-              <w:t>Yes</w:t>
-            </w:r>
-          </w:p>
-        </w:tc>
-      </w:tr>
-      <w:tr>
-        <w:tc>
-          <w:tcPr>
-            <w:tcW w:type="dxa" w:w="2160"/>
-          </w:tcPr>
-          <w:p>
-            <w:r>
-              <w:rPr>
-                <w:sz w:val="20"/>
-              </w:rPr>
-              <w:t>Deals Views/Day</w:t>
-            </w:r>
-          </w:p>
-        </w:tc>
-        <w:tc>
-          <w:tcPr>
-            <w:tcW w:type="dxa" w:w="2160"/>
-          </w:tcPr>
-          <w:p>
-            <w:r>
-              <w:rPr>
-                <w:sz w:val="20"/>
-              </w:rPr>
-              <w:t>10</w:t>
-            </w:r>
-          </w:p>
-        </w:tc>
-        <w:tc>
-          <w:tcPr>
-            <w:tcW w:type="dxa" w:w="2160"/>
-          </w:tcPr>
-          <w:p>
-            <w:r>
-              <w:rPr>
-                <w:sz w:val="20"/>
-              </w:rPr>
-              <w:t>Unlimited</w:t>
-            </w:r>
-          </w:p>
-        </w:tc>
-        <w:tc>
-          <w:tcPr>
-            <w:tcW w:type="dxa" w:w="2160"/>
-          </w:tcPr>
-          <w:p>
-            <w:r>
-              <w:rPr>
-                <w:sz w:val="20"/>
-              </w:rPr>
-              <w:t>Unlimited</w:t>
-            </w:r>
-          </w:p>
-        </w:tc>
-      </w:tr>
-      <w:tr>
-        <w:tc>
-          <w:tcPr>
-            <w:tcW w:type="dxa" w:w="2160"/>
-          </w:tcPr>
-          <w:p>
-            <w:r>
-              <w:rPr>
-                <w:sz w:val="20"/>
-              </w:rPr>
-              <w:t>Deals Cashback</w:t>
-            </w:r>
-          </w:p>
-        </w:tc>
-        <w:tc>
-          <w:tcPr>
-            <w:tcW w:type="dxa" w:w="2160"/>
-          </w:tcPr>
-          <w:p>
-            <w:r>
-              <w:rPr>
-                <w:sz w:val="20"/>
-              </w:rPr>
-              <w:t>No</w:t>
-            </w:r>
-          </w:p>
-        </w:tc>
-        <w:tc>
-          <w:tcPr>
-            <w:tcW w:type="dxa" w:w="2160"/>
-          </w:tcPr>
-          <w:p>
-            <w:r>
-              <w:rPr>
-                <w:sz w:val="20"/>
-              </w:rPr>
-              <w:t>Yes</w:t>
-            </w:r>
-          </w:p>
-        </w:tc>
-        <w:tc>
-          <w:tcPr>
-            <w:tcW w:type="dxa" w:w="2160"/>
-          </w:tcPr>
-          <w:p>
-            <w:r>
-              <w:rPr>
-                <w:sz w:val="20"/>
-              </w:rPr>
-              <w:t>Yes</w:t>
-            </w:r>
-          </w:p>
-        </w:tc>
-      </w:tr>
-      <w:tr>
-        <w:tc>
-          <w:tcPr>
-            <w:tcW w:type="dxa" w:w="2160"/>
-          </w:tcPr>
-          <w:p>
-            <w:r>
-              <w:rPr>
-                <w:sz w:val="20"/>
-              </w:rPr>
-              <w:t>Exclusive Deals</w:t>
-            </w:r>
-          </w:p>
-        </w:tc>
-        <w:tc>
-          <w:tcPr>
-            <w:tcW w:type="dxa" w:w="2160"/>
-          </w:tcPr>
-          <w:p>
-            <w:r>
-              <w:rPr>
-                <w:sz w:val="20"/>
-              </w:rPr>
-              <w:t>No</w:t>
-            </w:r>
-          </w:p>
-        </w:tc>
-        <w:tc>
-          <w:tcPr>
-            <w:tcW w:type="dxa" w:w="2160"/>
-          </w:tcPr>
-          <w:p>
-            <w:r>
-              <w:rPr>
-                <w:sz w:val="20"/>
-              </w:rPr>
-              <w:t>No</w:t>
-            </w:r>
-          </w:p>
-        </w:tc>
-        <w:tc>
-          <w:tcPr>
-            <w:tcW w:type="dxa" w:w="2160"/>
-          </w:tcPr>
-          <w:p>
-            <w:r>
-              <w:rPr>
-                <w:sz w:val="20"/>
-              </w:rPr>
-              <w:t>Yes (early access)</w:t>
-            </w:r>
-          </w:p>
-        </w:tc>
-      </w:tr>
-      <w:tr>
-        <w:tc>
-          <w:tcPr>
-            <w:tcW w:type="dxa" w:w="2160"/>
-          </w:tcPr>
-          <w:p>
-            <w:r>
-              <w:rPr>
-                <w:sz w:val="20"/>
-              </w:rPr>
-              <w:t>Ad-Free</w:t>
-            </w:r>
-          </w:p>
-        </w:tc>
-        <w:tc>
-          <w:tcPr>
-            <w:tcW w:type="dxa" w:w="2160"/>
-          </w:tcPr>
-          <w:p>
-            <w:r>
-              <w:rPr>
-                <w:sz w:val="20"/>
-              </w:rPr>
-              <w:t>No</w:t>
-            </w:r>
-          </w:p>
-        </w:tc>
-        <w:tc>
-          <w:tcPr>
-            <w:tcW w:type="dxa" w:w="2160"/>
-          </w:tcPr>
-          <w:p>
-            <w:r>
-              <w:rPr>
-                <w:sz w:val="20"/>
-              </w:rPr>
-              <w:t>Yes</w:t>
-            </w:r>
-          </w:p>
-        </w:tc>
-        <w:tc>
-          <w:tcPr>
-            <w:tcW w:type="dxa" w:w="2160"/>
-          </w:tcPr>
-          <w:p>
-            <w:r>
-              <w:rPr>
-                <w:sz w:val="20"/>
-              </w:rPr>
-              <w:t>Yes</w:t>
-            </w:r>
-          </w:p>
-        </w:tc>
-      </w:tr>
-      <w:tr>
-        <w:tc>
-          <w:tcPr>
-            <w:tcW w:type="dxa" w:w="2160"/>
-          </w:tcPr>
-          <w:p>
-            <w:r>
-              <w:rPr>
-                <w:sz w:val="20"/>
-              </w:rPr>
-              <w:t>Profile Badge</w:t>
-            </w:r>
-          </w:p>
-        </w:tc>
-        <w:tc>
-          <w:tcPr>
-            <w:tcW w:type="dxa" w:w="2160"/>
-          </w:tcPr>
-          <w:p>
-            <w:r>
-              <w:rPr>
-                <w:sz w:val="20"/>
-              </w:rPr>
-              <w:t>No</w:t>
-            </w:r>
-          </w:p>
-        </w:tc>
-        <w:tc>
-          <w:tcPr>
-            <w:tcW w:type="dxa" w:w="2160"/>
-          </w:tcPr>
-          <w:p>
-            <w:r>
-              <w:rPr>
-                <w:sz w:val="20"/>
-              </w:rPr>
-              <w:t>Yes</w:t>
-            </w:r>
-          </w:p>
-        </w:tc>
-        <w:tc>
-          <w:tcPr>
-            <w:tcW w:type="dxa" w:w="2160"/>
-          </w:tcPr>
-          <w:p>
-            <w:r>
-              <w:rPr>
-                <w:sz w:val="20"/>
-              </w:rPr>
-              <w:t>Yes</w:t>
-            </w:r>
-          </w:p>
-        </w:tc>
-      </w:tr>
-      <w:tr>
-        <w:tc>
-          <w:tcPr>
-            <w:tcW w:type="dxa" w:w="2160"/>
-          </w:tcPr>
-          <w:p>
-            <w:r>
-              <w:rPr>
-                <w:sz w:val="20"/>
-              </w:rPr>
-              <w:t>Priority Support</w:t>
-            </w:r>
-          </w:p>
-        </w:tc>
-        <w:tc>
-          <w:tcPr>
-            <w:tcW w:type="dxa" w:w="2160"/>
-          </w:tcPr>
-          <w:p>
-            <w:r>
-              <w:rPr>
-                <w:sz w:val="20"/>
-              </w:rPr>
-              <w:t>No</w:t>
-            </w:r>
-          </w:p>
-        </w:tc>
-        <w:tc>
-          <w:tcPr>
-            <w:tcW w:type="dxa" w:w="2160"/>
-          </w:tcPr>
-          <w:p>
-            <w:r>
-              <w:rPr>
-                <w:sz w:val="20"/>
-              </w:rPr>
-              <w:t>No</w:t>
-            </w:r>
-          </w:p>
-        </w:tc>
-        <w:tc>
-          <w:tcPr>
-            <w:tcW w:type="dxa" w:w="2160"/>
-          </w:tcPr>
-          <w:p>
-            <w:r>
-              <w:rPr>
-                <w:sz w:val="20"/>
-              </w:rPr>
-              <w:t>Yes</w:t>
-            </w:r>
-          </w:p>
-        </w:tc>
-      </w:tr>
-      <w:tr>
-        <w:tc>
-          <w:tcPr>
-            <w:tcW w:type="dxa" w:w="2160"/>
-          </w:tcPr>
-          <w:p>
-            <w:r>
-              <w:rPr>
-                <w:sz w:val="20"/>
-              </w:rPr>
-              <w:t>Saved Trips</w:t>
-            </w:r>
-          </w:p>
-        </w:tc>
-        <w:tc>
-          <w:tcPr>
-            <w:tcW w:type="dxa" w:w="2160"/>
-          </w:tcPr>
-          <w:p>
-            <w:r>
-              <w:rPr>
-                <w:sz w:val="20"/>
-              </w:rPr>
-              <w:t>1</w:t>
-            </w:r>
-          </w:p>
-        </w:tc>
-        <w:tc>
-          <w:tcPr>
-            <w:tcW w:type="dxa" w:w="2160"/>
-          </w:tcPr>
-          <w:p>
-            <w:r>
-              <w:rPr>
-                <w:sz w:val="20"/>
-              </w:rPr>
-              <w:t>10</w:t>
-            </w:r>
-          </w:p>
-        </w:tc>
-        <w:tc>
-          <w:tcPr>
-            <w:tcW w:type="dxa" w:w="2160"/>
-          </w:tcPr>
-          <w:p>
-            <w:r>
-              <w:rPr>
-                <w:sz w:val="20"/>
-              </w:rPr>
-              <w:t>Unlimited</w:t>
-            </w:r>
-          </w:p>
-        </w:tc>
-      </w:tr>
-    </w:tbl>
-    <w:p>
-      <w:pPr>
-        <w:pStyle w:val="Heading1"/>
-      </w:pPr>
-      <w:r>
-        <w:rPr>
-          <w:color w:val="262A35"/>
-        </w:rPr>
-        <w:t>6. Deals &amp; Monetisation (RevGlue)</w:t>
-      </w:r>
-    </w:p>
-    <w:p>
-      <w:pPr>
-        <w:pStyle w:val="Heading2"/>
-      </w:pPr>
-      <w:r>
-        <w:rPr>
-          <w:color w:val="262A35"/>
-        </w:rPr>
-        <w:t>6.1 Overview</w:t>
-      </w:r>
-    </w:p>
-    <w:p>
-      <w:r>
-        <w:rPr>
-          <w:b w:val="0"/>
-          <w:i w:val="0"/>
-          <w:sz w:val="22"/>
-        </w:rPr>
-        <w:t>The Deals tab integrates RevGlue's RevEmbed Open API to surface affiliate coupons, voucher codes, and daily deals from 500+ UK e-commerce stores. This creates a passive revenue stream where Huddl earns 80% commission on every purchase made through the app's affiliate links.</w:t>
-      </w:r>
-    </w:p>
-    <w:p>
-      <w:pPr>
-        <w:pStyle w:val="Heading2"/>
-      </w:pPr>
-      <w:r>
-        <w:rPr>
-          <w:color w:val="262A35"/>
-        </w:rPr>
-        <w:t>6.2 Technical Integration</w:t>
-      </w:r>
-    </w:p>
-    <w:tbl>
-      <w:tblPr>
-        <w:tblStyle w:val="LightGrid-Accent1"/>
-        <w:tblW w:type="auto" w:w="0"/>
-        <w:jc w:val="center"/>
-        <w:tblLook w:firstColumn="1" w:firstRow="1" w:lastColumn="0" w:lastRow="0" w:noHBand="0" w:noVBand="1" w:val="04A0"/>
-      </w:tblPr>
-      <w:tblGrid>
-        <w:gridCol w:w="4320"/>
-        <w:gridCol w:w="4320"/>
-      </w:tblGrid>
-      <w:tr>
-        <w:tc>
-          <w:tcPr>
-            <w:tcW w:type="dxa" w:w="4320"/>
-            <w:shd w:val="clear" w:color="auto" w:fill="FF975C"/>
-          </w:tcPr>
-          <w:p>
-            <w:r>
-              <w:rPr>
-                <w:b/>
-                <w:sz w:val="20"/>
-              </w:rPr>
-              <w:t>Component</w:t>
+              <w:t>App launch time (cold)</w:t>
             </w:r>
           </w:p>
         </w:tc>
         <w:tc>
           <w:tcPr>
             <w:tcW w:type="dxa" w:w="4320"/>
-            <w:shd w:val="clear" w:color="auto" w:fill="FF975C"/>
           </w:tcPr>
           <w:p>
             <w:r>
-              <w:rPr>
-                <w:b/>
-                <w:sz w:val="20"/>
-              </w:rPr>
-              <w:t>Detail</w:t>
+              <w:t>&lt;3 seconds</w:t>
             </w:r>
           </w:p>
         </w:tc>
@@ -2835,10 +2513,7 @@
           </w:tcPr>
           <w:p>
             <w:r>
-              <w:rPr>
-                <w:sz w:val="20"/>
-              </w:rPr>
-              <w:t>Publisher ID</w:t>
+              <w:t>Feed load time</w:t>
             </w:r>
           </w:p>
         </w:tc>
@@ -2848,10 +2523,7 @@
           </w:tcPr>
           <w:p>
             <w:r>
-              <w:rPr>
-                <w:sz w:val="20"/>
-              </w:rPr>
-              <w:t>1202</w:t>
+              <w:t>&lt;2 seconds</w:t>
             </w:r>
           </w:p>
         </w:tc>
@@ -2863,10 +2535,7 @@
           </w:tcPr>
           <w:p>
             <w:r>
-              <w:rPr>
-                <w:sz w:val="20"/>
-              </w:rPr>
-              <w:t>Base API</w:t>
+              <w:t>AI Chat Helper response</w:t>
             </w:r>
           </w:p>
         </w:tc>
@@ -2876,10 +2545,7 @@
           </w:tcPr>
           <w:p>
             <w:r>
-              <w:rPr>
-                <w:sz w:val="20"/>
-              </w:rPr>
-              <w:t>https://www.revglue.com/iframeapi/</w:t>
+              <w:t>&lt;5 seconds</w:t>
             </w:r>
           </w:p>
         </w:tc>
@@ -2891,10 +2557,7 @@
           </w:tcPr>
           <w:p>
             <w:r>
-              <w:rPr>
-                <w:sz w:val="20"/>
-              </w:rPr>
-              <w:t>Commission Model</w:t>
+              <w:t>Push notification delivery</w:t>
             </w:r>
           </w:p>
         </w:tc>
@@ -2904,10 +2567,7 @@
           </w:tcPr>
           <w:p>
             <w:r>
-              <w:rPr>
-                <w:sz w:val="20"/>
-              </w:rPr>
-              <w:t>80% revenue share (RevGlue keeps 20%)</w:t>
+              <w:t>&lt;30 seconds</w:t>
             </w:r>
           </w:p>
         </w:tc>
@@ -2919,10 +2579,7 @@
           </w:tcPr>
           <w:p>
             <w:r>
-              <w:rPr>
-                <w:sz w:val="20"/>
-              </w:rPr>
-              <w:t>Payout Threshold</w:t>
+              <w:t>Availability</w:t>
             </w:r>
           </w:p>
         </w:tc>
@@ -2932,10 +2589,7 @@
           </w:tcPr>
           <w:p>
             <w:r>
-              <w:rPr>
-                <w:sz w:val="20"/>
-              </w:rPr>
-              <w:t>GBP100 minimum (bank transfer or PayPal)</w:t>
+              <w:t>99.5% uptime (Firebase SLA backed)</w:t>
             </w:r>
           </w:p>
         </w:tc>
@@ -2947,10 +2601,7 @@
           </w:tcPr>
           <w:p>
             <w:r>
-              <w:rPr>
-                <w:sz w:val="20"/>
-              </w:rPr>
-              <w:t>Data Format</w:t>
+              <w:t>GDPR compliance</w:t>
             </w:r>
           </w:p>
         </w:tc>
@@ -2960,10 +2611,7 @@
           </w:tcPr>
           <w:p>
             <w:r>
-              <w:rPr>
-                <w:sz w:val="20"/>
-              </w:rPr>
-              <w:t>JSON REST API</w:t>
+              <w:t>Full UK GDPR + Children's Code compliance</w:t>
             </w:r>
           </w:p>
         </w:tc>
@@ -2975,10 +2623,7 @@
           </w:tcPr>
           <w:p>
             <w:r>
-              <w:rPr>
-                <w:sz w:val="20"/>
-              </w:rPr>
-              <w:t>Cache Duration</w:t>
+              <w:t>Data residency</w:t>
             </w:r>
           </w:p>
         </w:tc>
@@ -2988,1116 +2633,117 @@
           </w:tcPr>
           <w:p>
             <w:r>
-              <w:rPr>
-                <w:sz w:val="20"/>
-              </w:rPr>
-              <w:t>30 minutes (in-app)</w:t>
-            </w:r>
-          </w:p>
-        </w:tc>
-      </w:tr>
-      <w:tr>
-        <w:tc>
-          <w:tcPr>
-            <w:tcW w:type="dxa" w:w="4320"/>
-          </w:tcPr>
-          <w:p>
-            <w:r>
-              <w:rPr>
-                <w:sz w:val="20"/>
-              </w:rPr>
-              <w:t>Exit-Click Tracking</w:t>
-            </w:r>
-          </w:p>
-        </w:tc>
-        <w:tc>
-          <w:tcPr>
-            <w:tcW w:type="dxa" w:w="4320"/>
-          </w:tcPr>
-          <w:p>
-            <w:r>
-              <w:rPr>
-                <w:sz w:val="20"/>
-              </w:rPr>
-              <w:t>https://www.revglue.com/revembed/coupon_exitclick/1202/{storeId}</w:t>
+              <w:t>EU region Firebase project</w:t>
             </w:r>
           </w:p>
         </w:tc>
       </w:tr>
     </w:tbl>
     <w:p>
-      <w:pPr>
-        <w:pStyle w:val="Heading2"/>
-      </w:pPr>
       <w:r>
-        <w:rPr>
-          <w:color w:val="262A35"/>
-        </w:rPr>
-        <w:t>6.3 API Endpoints Used</w:t>
+        <w:br w:type="page"/>
       </w:r>
     </w:p>
-    <w:tbl>
-      <w:tblPr>
-        <w:tblStyle w:val="LightGrid-Accent1"/>
-        <w:tblW w:type="auto" w:w="0"/>
-        <w:jc w:val="center"/>
-        <w:tblLook w:firstColumn="1" w:firstRow="1" w:lastColumn="0" w:lastRow="0" w:noHBand="0" w:noVBand="1" w:val="04A0"/>
-      </w:tblPr>
-      <w:tblGrid>
-        <w:gridCol w:w="2880"/>
-        <w:gridCol w:w="2880"/>
-        <w:gridCol w:w="2880"/>
-      </w:tblGrid>
-      <w:tr>
-        <w:tc>
-          <w:tcPr>
-            <w:tcW w:type="dxa" w:w="2880"/>
-            <w:shd w:val="clear" w:color="auto" w:fill="FF975C"/>
-          </w:tcPr>
-          <w:p>
-            <w:r>
-              <w:rPr>
-                <w:b/>
-                <w:sz w:val="20"/>
-              </w:rPr>
-              <w:t>Endpoint</w:t>
-            </w:r>
-          </w:p>
-        </w:tc>
-        <w:tc>
-          <w:tcPr>
-            <w:tcW w:type="dxa" w:w="2880"/>
-            <w:shd w:val="clear" w:color="auto" w:fill="FF975C"/>
-          </w:tcPr>
-          <w:p>
-            <w:r>
-              <w:rPr>
-                <w:b/>
-                <w:sz w:val="20"/>
-              </w:rPr>
-              <w:t>Purpose</w:t>
-            </w:r>
-          </w:p>
-        </w:tc>
-        <w:tc>
-          <w:tcPr>
-            <w:tcW w:type="dxa" w:w="2880"/>
-            <w:shd w:val="clear" w:color="auto" w:fill="FF975C"/>
-          </w:tcPr>
-          <w:p>
-            <w:r>
-              <w:rPr>
-                <w:b/>
-                <w:sz w:val="20"/>
-              </w:rPr>
-              <w:t>Returns</w:t>
-            </w:r>
-          </w:p>
-        </w:tc>
-      </w:tr>
-      <w:tr>
-        <w:tc>
-          <w:tcPr>
-            <w:tcW w:type="dxa" w:w="2880"/>
-          </w:tcPr>
-          <w:p>
-            <w:r>
-              <w:rPr>
-                <w:sz w:val="20"/>
-              </w:rPr>
-              <w:t>top_stores/1202</w:t>
-            </w:r>
-          </w:p>
-        </w:tc>
-        <w:tc>
-          <w:tcPr>
-            <w:tcW w:type="dxa" w:w="2880"/>
-          </w:tcPr>
-          <w:p>
-            <w:r>
-              <w:rPr>
-                <w:sz w:val="20"/>
-              </w:rPr>
-              <w:t>Popular stores with offer counts</w:t>
-            </w:r>
-          </w:p>
-        </w:tc>
-        <w:tc>
-          <w:tcPr>
-            <w:tcW w:type="dxa" w:w="2880"/>
-          </w:tcPr>
-          <w:p>
-            <w:r>
-              <w:rPr>
-                <w:sz w:val="20"/>
-              </w:rPr>
-              <w:t>List of store objects (id, title, icon, offer count)</w:t>
-            </w:r>
-          </w:p>
-        </w:tc>
-      </w:tr>
-      <w:tr>
-        <w:tc>
-          <w:tcPr>
-            <w:tcW w:type="dxa" w:w="2880"/>
-          </w:tcPr>
-          <w:p>
-            <w:r>
-              <w:rPr>
-                <w:sz w:val="20"/>
-              </w:rPr>
-              <w:t>coupon_allcategories/1202</w:t>
-            </w:r>
-          </w:p>
-        </w:tc>
-        <w:tc>
-          <w:tcPr>
-            <w:tcW w:type="dxa" w:w="2880"/>
-          </w:tcPr>
-          <w:p>
-            <w:r>
-              <w:rPr>
-                <w:sz w:val="20"/>
-              </w:rPr>
-              <w:t>All coupon categories</w:t>
-            </w:r>
-          </w:p>
-        </w:tc>
-        <w:tc>
-          <w:tcPr>
-            <w:tcW w:type="dxa" w:w="2880"/>
-          </w:tcPr>
-          <w:p>
-            <w:r>
-              <w:rPr>
-                <w:sz w:val="20"/>
-              </w:rPr>
-              <w:t>Nested categories with subcategories</w:t>
-            </w:r>
-          </w:p>
-        </w:tc>
-      </w:tr>
-      <w:tr>
-        <w:tc>
-          <w:tcPr>
-            <w:tcW w:type="dxa" w:w="2880"/>
-          </w:tcPr>
-          <w:p>
-            <w:r>
-              <w:rPr>
-                <w:sz w:val="20"/>
-              </w:rPr>
-              <w:t>coupon_menu_categories/1202</w:t>
-            </w:r>
-          </w:p>
-        </w:tc>
-        <w:tc>
-          <w:tcPr>
-            <w:tcW w:type="dxa" w:w="2880"/>
-          </w:tcPr>
-          <w:p>
-            <w:r>
-              <w:rPr>
-                <w:sz w:val="20"/>
-              </w:rPr>
-              <w:t>Navigation menu categories</w:t>
-            </w:r>
-          </w:p>
-        </w:tc>
-        <w:tc>
-          <w:tcPr>
-            <w:tcW w:type="dxa" w:w="2880"/>
-          </w:tcPr>
-          <w:p>
-            <w:r>
-              <w:rPr>
-                <w:sz w:val="20"/>
-              </w:rPr>
-              <w:t>Top-level categories with children</w:t>
-            </w:r>
-          </w:p>
-        </w:tc>
-      </w:tr>
-      <w:tr>
-        <w:tc>
-          <w:tcPr>
-            <w:tcW w:type="dxa" w:w="2880"/>
-          </w:tcPr>
-          <w:p>
-            <w:r>
-              <w:rPr>
-                <w:sz w:val="20"/>
-              </w:rPr>
-              <w:t>store_detail/1202/{storeId}/{page}</w:t>
-            </w:r>
-          </w:p>
-        </w:tc>
-        <w:tc>
-          <w:tcPr>
-            <w:tcW w:type="dxa" w:w="2880"/>
-          </w:tcPr>
-          <w:p>
-            <w:r>
-              <w:rPr>
-                <w:sz w:val="20"/>
-              </w:rPr>
-              <w:t>Coupons for a specific store</w:t>
-            </w:r>
-          </w:p>
-        </w:tc>
-        <w:tc>
-          <w:tcPr>
-            <w:tcW w:type="dxa" w:w="2880"/>
-          </w:tcPr>
-          <w:p>
-            <w:r>
-              <w:rPr>
-                <w:sz w:val="20"/>
-              </w:rPr>
-              <w:t>Coupon objects (code, title, expiry, type)</w:t>
-            </w:r>
-          </w:p>
-        </w:tc>
-      </w:tr>
-      <w:tr>
-        <w:tc>
-          <w:tcPr>
-            <w:tcW w:type="dxa" w:w="2880"/>
-          </w:tcPr>
-          <w:p>
-            <w:r>
-              <w:rPr>
-                <w:sz w:val="20"/>
-              </w:rPr>
-              <w:t>homepage_placement_banners/1202</w:t>
-            </w:r>
-          </w:p>
-        </w:tc>
-        <w:tc>
-          <w:tcPr>
-            <w:tcW w:type="dxa" w:w="2880"/>
-          </w:tcPr>
-          <w:p>
-            <w:r>
-              <w:rPr>
-                <w:sz w:val="20"/>
-              </w:rPr>
-              <w:t>Featured promotional banners</w:t>
-            </w:r>
-          </w:p>
-        </w:tc>
-        <w:tc>
-          <w:tcPr>
-            <w:tcW w:type="dxa" w:w="2880"/>
-          </w:tcPr>
-          <w:p>
-            <w:r>
-              <w:rPr>
-                <w:sz w:val="20"/>
-              </w:rPr>
-              <w:t>Banner objects (image, store link)</w:t>
-            </w:r>
-          </w:p>
-        </w:tc>
-      </w:tr>
-    </w:tbl>
     <w:p>
       <w:pPr>
-        <w:pStyle w:val="Heading2"/>
+        <w:pStyle w:val="Heading1"/>
       </w:pPr>
       <w:r>
-        <w:rPr>
-          <w:color w:val="262A35"/>
-        </w:rPr>
-        <w:t>6.4 Revenue Projections</w:t>
-      </w:r>
-    </w:p>
-    <w:tbl>
-      <w:tblPr>
-        <w:tblStyle w:val="LightGrid-Accent1"/>
-        <w:tblW w:type="auto" w:w="0"/>
-        <w:jc w:val="center"/>
-        <w:tblLook w:firstColumn="1" w:firstRow="1" w:lastColumn="0" w:lastRow="0" w:noHBand="0" w:noVBand="1" w:val="04A0"/>
-      </w:tblPr>
-      <w:tblGrid>
-        <w:gridCol w:w="1234"/>
-        <w:gridCol w:w="1234"/>
-        <w:gridCol w:w="1234"/>
-        <w:gridCol w:w="1234"/>
-        <w:gridCol w:w="1234"/>
-        <w:gridCol w:w="1234"/>
-        <w:gridCol w:w="1234"/>
-      </w:tblGrid>
-      <w:tr>
-        <w:tc>
-          <w:tcPr>
-            <w:tcW w:type="dxa" w:w="1234"/>
-            <w:shd w:val="clear" w:color="auto" w:fill="FF975C"/>
-          </w:tcPr>
-          <w:p>
-            <w:r>
-              <w:rPr>
-                <w:b/>
-                <w:sz w:val="20"/>
-              </w:rPr>
-              <w:t>Scenario</w:t>
-            </w:r>
-          </w:p>
-        </w:tc>
-        <w:tc>
-          <w:tcPr>
-            <w:tcW w:type="dxa" w:w="1234"/>
-            <w:shd w:val="clear" w:color="auto" w:fill="FF975C"/>
-          </w:tcPr>
-          <w:p>
-            <w:r>
-              <w:rPr>
-                <w:b/>
-                <w:sz w:val="20"/>
-              </w:rPr>
-              <w:t>MAU</w:t>
-            </w:r>
-          </w:p>
-        </w:tc>
-        <w:tc>
-          <w:tcPr>
-            <w:tcW w:type="dxa" w:w="1234"/>
-            <w:shd w:val="clear" w:color="auto" w:fill="FF975C"/>
-          </w:tcPr>
-          <w:p>
-            <w:r>
-              <w:rPr>
-                <w:b/>
-                <w:sz w:val="20"/>
-              </w:rPr>
-              <w:t>CTR</w:t>
-            </w:r>
-          </w:p>
-        </w:tc>
-        <w:tc>
-          <w:tcPr>
-            <w:tcW w:type="dxa" w:w="1234"/>
-            <w:shd w:val="clear" w:color="auto" w:fill="FF975C"/>
-          </w:tcPr>
-          <w:p>
-            <w:r>
-              <w:rPr>
-                <w:b/>
-                <w:sz w:val="20"/>
-              </w:rPr>
-              <w:t>Conversion</w:t>
-            </w:r>
-          </w:p>
-        </w:tc>
-        <w:tc>
-          <w:tcPr>
-            <w:tcW w:type="dxa" w:w="1234"/>
-            <w:shd w:val="clear" w:color="auto" w:fill="FF975C"/>
-          </w:tcPr>
-          <w:p>
-            <w:r>
-              <w:rPr>
-                <w:b/>
-                <w:sz w:val="20"/>
-              </w:rPr>
-              <w:t>Avg Order</w:t>
-            </w:r>
-          </w:p>
-        </w:tc>
-        <w:tc>
-          <w:tcPr>
-            <w:tcW w:type="dxa" w:w="1234"/>
-            <w:shd w:val="clear" w:color="auto" w:fill="FF975C"/>
-          </w:tcPr>
-          <w:p>
-            <w:r>
-              <w:rPr>
-                <w:b/>
-                <w:sz w:val="20"/>
-              </w:rPr>
-              <w:t>Commission</w:t>
-            </w:r>
-          </w:p>
-        </w:tc>
-        <w:tc>
-          <w:tcPr>
-            <w:tcW w:type="dxa" w:w="1234"/>
-            <w:shd w:val="clear" w:color="auto" w:fill="FF975C"/>
-          </w:tcPr>
-          <w:p>
-            <w:r>
-              <w:rPr>
-                <w:b/>
-                <w:sz w:val="20"/>
-              </w:rPr>
-              <w:t>Monthly Revenue</w:t>
-            </w:r>
-          </w:p>
-        </w:tc>
-      </w:tr>
-      <w:tr>
-        <w:tc>
-          <w:tcPr>
-            <w:tcW w:type="dxa" w:w="1234"/>
-          </w:tcPr>
-          <w:p>
-            <w:r>
-              <w:rPr>
-                <w:sz w:val="20"/>
-              </w:rPr>
-              <w:t>Conservative</w:t>
-            </w:r>
-          </w:p>
-        </w:tc>
-        <w:tc>
-          <w:tcPr>
-            <w:tcW w:type="dxa" w:w="1234"/>
-          </w:tcPr>
-          <w:p>
-            <w:r>
-              <w:rPr>
-                <w:sz w:val="20"/>
-              </w:rPr>
-              <w:t>1,000</w:t>
-            </w:r>
-          </w:p>
-        </w:tc>
-        <w:tc>
-          <w:tcPr>
-            <w:tcW w:type="dxa" w:w="1234"/>
-          </w:tcPr>
-          <w:p>
-            <w:r>
-              <w:rPr>
-                <w:sz w:val="20"/>
-              </w:rPr>
-              <w:t>5%</w:t>
-            </w:r>
-          </w:p>
-        </w:tc>
-        <w:tc>
-          <w:tcPr>
-            <w:tcW w:type="dxa" w:w="1234"/>
-          </w:tcPr>
-          <w:p>
-            <w:r>
-              <w:rPr>
-                <w:sz w:val="20"/>
-              </w:rPr>
-              <w:t>2%</w:t>
-            </w:r>
-          </w:p>
-        </w:tc>
-        <w:tc>
-          <w:tcPr>
-            <w:tcW w:type="dxa" w:w="1234"/>
-          </w:tcPr>
-          <w:p>
-            <w:r>
-              <w:rPr>
-                <w:sz w:val="20"/>
-              </w:rPr>
-              <w:t>GBP30</w:t>
-            </w:r>
-          </w:p>
-        </w:tc>
-        <w:tc>
-          <w:tcPr>
-            <w:tcW w:type="dxa" w:w="1234"/>
-          </w:tcPr>
-          <w:p>
-            <w:r>
-              <w:rPr>
-                <w:sz w:val="20"/>
-              </w:rPr>
-              <w:t>5%</w:t>
-            </w:r>
-          </w:p>
-        </w:tc>
-        <w:tc>
-          <w:tcPr>
-            <w:tcW w:type="dxa" w:w="1234"/>
-          </w:tcPr>
-          <w:p>
-            <w:r>
-              <w:rPr>
-                <w:sz w:val="20"/>
-              </w:rPr>
-              <w:t>GBP24</w:t>
-            </w:r>
-          </w:p>
-        </w:tc>
-      </w:tr>
-      <w:tr>
-        <w:tc>
-          <w:tcPr>
-            <w:tcW w:type="dxa" w:w="1234"/>
-          </w:tcPr>
-          <w:p>
-            <w:r>
-              <w:rPr>
-                <w:sz w:val="20"/>
-              </w:rPr>
-              <w:t>Moderate</w:t>
-            </w:r>
-          </w:p>
-        </w:tc>
-        <w:tc>
-          <w:tcPr>
-            <w:tcW w:type="dxa" w:w="1234"/>
-          </w:tcPr>
-          <w:p>
-            <w:r>
-              <w:rPr>
-                <w:sz w:val="20"/>
-              </w:rPr>
-              <w:t>5,000</w:t>
-            </w:r>
-          </w:p>
-        </w:tc>
-        <w:tc>
-          <w:tcPr>
-            <w:tcW w:type="dxa" w:w="1234"/>
-          </w:tcPr>
-          <w:p>
-            <w:r>
-              <w:rPr>
-                <w:sz w:val="20"/>
-              </w:rPr>
-              <w:t>8%</w:t>
-            </w:r>
-          </w:p>
-        </w:tc>
-        <w:tc>
-          <w:tcPr>
-            <w:tcW w:type="dxa" w:w="1234"/>
-          </w:tcPr>
-          <w:p>
-            <w:r>
-              <w:rPr>
-                <w:sz w:val="20"/>
-              </w:rPr>
-              <w:t>3%</w:t>
-            </w:r>
-          </w:p>
-        </w:tc>
-        <w:tc>
-          <w:tcPr>
-            <w:tcW w:type="dxa" w:w="1234"/>
-          </w:tcPr>
-          <w:p>
-            <w:r>
-              <w:rPr>
-                <w:sz w:val="20"/>
-              </w:rPr>
-              <w:t>GBP40</w:t>
-            </w:r>
-          </w:p>
-        </w:tc>
-        <w:tc>
-          <w:tcPr>
-            <w:tcW w:type="dxa" w:w="1234"/>
-          </w:tcPr>
-          <w:p>
-            <w:r>
-              <w:rPr>
-                <w:sz w:val="20"/>
-              </w:rPr>
-              <w:t>7%</w:t>
-            </w:r>
-          </w:p>
-        </w:tc>
-        <w:tc>
-          <w:tcPr>
-            <w:tcW w:type="dxa" w:w="1234"/>
-          </w:tcPr>
-          <w:p>
-            <w:r>
-              <w:rPr>
-                <w:sz w:val="20"/>
-              </w:rPr>
-              <w:t>GBP672</w:t>
-            </w:r>
-          </w:p>
-        </w:tc>
-      </w:tr>
-      <w:tr>
-        <w:tc>
-          <w:tcPr>
-            <w:tcW w:type="dxa" w:w="1234"/>
-          </w:tcPr>
-          <w:p>
-            <w:r>
-              <w:rPr>
-                <w:sz w:val="20"/>
-              </w:rPr>
-              <w:t>Optimistic</w:t>
-            </w:r>
-          </w:p>
-        </w:tc>
-        <w:tc>
-          <w:tcPr>
-            <w:tcW w:type="dxa" w:w="1234"/>
-          </w:tcPr>
-          <w:p>
-            <w:r>
-              <w:rPr>
-                <w:sz w:val="20"/>
-              </w:rPr>
-              <w:t>20,000</w:t>
-            </w:r>
-          </w:p>
-        </w:tc>
-        <w:tc>
-          <w:tcPr>
-            <w:tcW w:type="dxa" w:w="1234"/>
-          </w:tcPr>
-          <w:p>
-            <w:r>
-              <w:rPr>
-                <w:sz w:val="20"/>
-              </w:rPr>
-              <w:t>12%</w:t>
-            </w:r>
-          </w:p>
-        </w:tc>
-        <w:tc>
-          <w:tcPr>
-            <w:tcW w:type="dxa" w:w="1234"/>
-          </w:tcPr>
-          <w:p>
-            <w:r>
-              <w:rPr>
-                <w:sz w:val="20"/>
-              </w:rPr>
-              <w:t>5%</w:t>
-            </w:r>
-          </w:p>
-        </w:tc>
-        <w:tc>
-          <w:tcPr>
-            <w:tcW w:type="dxa" w:w="1234"/>
-          </w:tcPr>
-          <w:p>
-            <w:r>
-              <w:rPr>
-                <w:sz w:val="20"/>
-              </w:rPr>
-              <w:t>GBP50</w:t>
-            </w:r>
-          </w:p>
-        </w:tc>
-        <w:tc>
-          <w:tcPr>
-            <w:tcW w:type="dxa" w:w="1234"/>
-          </w:tcPr>
-          <w:p>
-            <w:r>
-              <w:rPr>
-                <w:sz w:val="20"/>
-              </w:rPr>
-              <w:t>10%</w:t>
-            </w:r>
-          </w:p>
-        </w:tc>
-        <w:tc>
-          <w:tcPr>
-            <w:tcW w:type="dxa" w:w="1234"/>
-          </w:tcPr>
-          <w:p>
-            <w:r>
-              <w:rPr>
-                <w:sz w:val="20"/>
-              </w:rPr>
-              <w:t>GBP9,600</w:t>
-            </w:r>
-          </w:p>
-        </w:tc>
-      </w:tr>
-    </w:tbl>
-    <w:p>
-      <w:pPr>
-        <w:pStyle w:val="Heading2"/>
-      </w:pPr>
-      <w:r>
-        <w:rPr>
-          <w:color w:val="262A35"/>
-        </w:rPr>
-        <w:t>6.5 User Experience Flow</w:t>
+        <w:t>APPENDIX A — AI Roadmap (Future Features)</w:t>
       </w:r>
     </w:p>
     <w:p>
       <w:r>
         <w:rPr>
-          <w:b w:val="0"/>
-          <w:i w:val="0"/>
-          <w:sz w:val="22"/>
+          <w:b/>
         </w:rPr>
-        <w:t>1. User taps Deals tab in bottom navigation</w:t>
+        <w:t>The following features are NOT live in the current build. They are on the product roadmap for post-seed development.</w:t>
       </w:r>
     </w:p>
     <w:p>
+      <w:pPr>
+        <w:pStyle w:val="ListBullet"/>
+      </w:pPr>
       <w:r>
         <w:rPr>
-          <w:b w:val="0"/>
-          <w:i w:val="0"/>
-          <w:sz w:val="22"/>
+          <w:b/>
         </w:rPr>
-        <w:t>2. Sees Popular Stores grid, Categories list, or Family Picks</w:t>
+        <w:t xml:space="preserve">Voice-to-text parenting journal: </w:t>
+      </w:r>
+      <w:r>
+        <w:t xml:space="preserve"> Parent can record voice notes; AI transcribes and organises into milestone diary.</w:t>
       </w:r>
     </w:p>
     <w:p>
+      <w:pPr>
+        <w:pStyle w:val="ListBullet"/>
+      </w:pPr>
       <w:r>
         <w:rPr>
-          <w:b w:val="0"/>
-          <w:i w:val="0"/>
-          <w:sz w:val="22"/>
+          <w:b/>
         </w:rPr>
-        <w:t>3. Searches or browses for a store</w:t>
+        <w:t xml:space="preserve">AI Group Moderator: </w:t>
+      </w:r>
+      <w:r>
+        <w:t xml:space="preserve"> Flags inappropriate content, surfaces unanswered questions, recommends relevant threads to join.</w:t>
       </w:r>
     </w:p>
     <w:p>
+      <w:pPr>
+        <w:pStyle w:val="ListBullet"/>
+      </w:pPr>
       <w:r>
         <w:rPr>
-          <w:b w:val="0"/>
-          <w:i w:val="0"/>
-          <w:sz w:val="22"/>
+          <w:b/>
         </w:rPr>
-        <w:t>4. Taps a store to see active coupons and offers</w:t>
+        <w:t xml:space="preserve">Predictive Meetup Builder: </w:t>
+      </w:r>
+      <w:r>
+        <w:t xml:space="preserve"> AI suggests time, venue, and format for new meetups based on group activity patterns.</w:t>
       </w:r>
     </w:p>
     <w:p>
+      <w:pPr>
+        <w:pStyle w:val="ListBullet"/>
+      </w:pPr>
       <w:r>
         <w:rPr>
-          <w:b w:val="0"/>
-          <w:i w:val="0"/>
-          <w:sz w:val="22"/>
+          <w:b/>
         </w:rPr>
-        <w:t>5. Taps a coupon to view details and copy code</w:t>
+        <w:t xml:space="preserve">AI Health &amp; Development Tracker: </w:t>
+      </w:r>
+      <w:r>
+        <w:t xml:space="preserve"> Tracks developmental milestones from chat interactions; surfaces NHS-aligned guidance.</w:t>
       </w:r>
     </w:p>
     <w:p>
+      <w:pPr>
+        <w:pStyle w:val="ListBullet"/>
+      </w:pPr>
       <w:r>
         <w:rPr>
-          <w:b w:val="0"/>
-          <w:i w:val="0"/>
-          <w:sz w:val="22"/>
+          <w:b/>
         </w:rPr>
-        <w:t>6. Taps "Use Code &amp; Shop" or "Get Offer" to open retailer site</w:t>
+        <w:t xml:space="preserve">B2B Partner AI: </w:t>
+      </w:r>
+      <w:r>
+        <w:t xml:space="preserve"> Allows local businesses to push AI-curated content to relevant parent segments by borough.</w:t>
       </w:r>
     </w:p>
     <w:p>
+      <w:pPr>
+        <w:pStyle w:val="ListBullet"/>
+      </w:pPr>
       <w:r>
         <w:rPr>
-          <w:b w:val="0"/>
-          <w:i w:val="0"/>
-          <w:sz w:val="22"/>
+          <w:b/>
         </w:rPr>
-        <w:t>7. Purchase tracked via RevGlue affiliate link</w:t>
+        <w:t xml:space="preserve">Cross-Borough Intelligence: </w:t>
+      </w:r>
+      <w:r>
+        <w:t xml:space="preserve"> Aggregated anonymised insights across boroughs to surface national parenting trends.</w:t>
       </w:r>
     </w:p>
-    <w:p>
-      <w:r>
-        <w:rPr>
-          <w:b w:val="0"/>
-          <w:i w:val="0"/>
-          <w:sz w:val="22"/>
-        </w:rPr>
-        <w:t>8. Commission credited to Huddl's RevGlue account</w:t>
-      </w:r>
-    </w:p>
-    <w:p>
-      <w:pPr>
-        <w:pStyle w:val="Heading1"/>
-      </w:pPr>
-      <w:r>
-        <w:rPr>
-          <w:color w:val="262A35"/>
-        </w:rPr>
-        <w:t>7. Data Architecture</w:t>
-      </w:r>
-    </w:p>
-    <w:p>
-      <w:r>
-        <w:rPr>
-          <w:b w:val="0"/>
-          <w:i w:val="0"/>
-          <w:sz w:val="22"/>
-        </w:rPr>
-        <w:t>Firebase Firestore collections: users, groups, messages, conversations, events, marketplace_items, trips, bookmarks.</w:t>
-      </w:r>
-    </w:p>
-    <w:p>
-      <w:r>
-        <w:rPr>
-          <w:b w:val="0"/>
-          <w:i w:val="0"/>
-          <w:sz w:val="22"/>
-        </w:rPr>
-        <w:t>Local storage: SharedPreferences (settings, subscription state, usage counters), Hive (offline cache).</w:t>
-      </w:r>
-    </w:p>
-    <w:p>
-      <w:r>
-        <w:rPr>
-          <w:b w:val="0"/>
-          <w:i w:val="0"/>
-          <w:sz w:val="22"/>
-        </w:rPr>
-        <w:t>External API: RevGlue iframeapi (deals data, cached 30 minutes in-app).</w:t>
-      </w:r>
-    </w:p>
-    <w:p>
-      <w:pPr>
-        <w:pStyle w:val="Heading1"/>
-      </w:pPr>
-      <w:r>
-        <w:rPr>
-          <w:color w:val="262A35"/>
-        </w:rPr>
-        <w:t>8. Non-Functional Requirements</w:t>
-      </w:r>
-    </w:p>
-    <w:tbl>
-      <w:tblPr>
-        <w:tblStyle w:val="LightGrid-Accent1"/>
-        <w:tblW w:type="auto" w:w="0"/>
-        <w:jc w:val="center"/>
-        <w:tblLook w:firstColumn="1" w:firstRow="1" w:lastColumn="0" w:lastRow="0" w:noHBand="0" w:noVBand="1" w:val="04A0"/>
-      </w:tblPr>
-      <w:tblGrid>
-        <w:gridCol w:w="4320"/>
-        <w:gridCol w:w="4320"/>
-      </w:tblGrid>
-      <w:tr>
-        <w:tc>
-          <w:tcPr>
-            <w:tcW w:type="dxa" w:w="4320"/>
-            <w:shd w:val="clear" w:color="auto" w:fill="FF975C"/>
-          </w:tcPr>
-          <w:p>
-            <w:r>
-              <w:rPr>
-                <w:b/>
-                <w:sz w:val="20"/>
-              </w:rPr>
-              <w:t>Requirement</w:t>
-            </w:r>
-          </w:p>
-        </w:tc>
-        <w:tc>
-          <w:tcPr>
-            <w:tcW w:type="dxa" w:w="4320"/>
-            <w:shd w:val="clear" w:color="auto" w:fill="FF975C"/>
-          </w:tcPr>
-          <w:p>
-            <w:r>
-              <w:rPr>
-                <w:b/>
-                <w:sz w:val="20"/>
-              </w:rPr>
-              <w:t>Target</w:t>
-            </w:r>
-          </w:p>
-        </w:tc>
-      </w:tr>
-      <w:tr>
-        <w:tc>
-          <w:tcPr>
-            <w:tcW w:type="dxa" w:w="4320"/>
-          </w:tcPr>
-          <w:p>
-            <w:r>
-              <w:rPr>
-                <w:sz w:val="20"/>
-              </w:rPr>
-              <w:t>App Launch Time</w:t>
-            </w:r>
-          </w:p>
-        </w:tc>
-        <w:tc>
-          <w:tcPr>
-            <w:tcW w:type="dxa" w:w="4320"/>
-          </w:tcPr>
-          <w:p>
-            <w:r>
-              <w:rPr>
-                <w:sz w:val="20"/>
-              </w:rPr>
-              <w:t>&lt; 3 seconds cold start</w:t>
-            </w:r>
-          </w:p>
-        </w:tc>
-      </w:tr>
-      <w:tr>
-        <w:tc>
-          <w:tcPr>
-            <w:tcW w:type="dxa" w:w="4320"/>
-          </w:tcPr>
-          <w:p>
-            <w:r>
-              <w:rPr>
-                <w:sz w:val="20"/>
-              </w:rPr>
-              <w:t>API Response Time</w:t>
-            </w:r>
-          </w:p>
-        </w:tc>
-        <w:tc>
-          <w:tcPr>
-            <w:tcW w:type="dxa" w:w="4320"/>
-          </w:tcPr>
-          <w:p>
-            <w:r>
-              <w:rPr>
-                <w:sz w:val="20"/>
-              </w:rPr>
-              <w:t>&lt; 500ms for cached data, &lt; 2s for fresh</w:t>
-            </w:r>
-          </w:p>
-        </w:tc>
-      </w:tr>
-      <w:tr>
-        <w:tc>
-          <w:tcPr>
-            <w:tcW w:type="dxa" w:w="4320"/>
-          </w:tcPr>
-          <w:p>
-            <w:r>
-              <w:rPr>
-                <w:sz w:val="20"/>
-              </w:rPr>
-              <w:t>Offline Support</w:t>
-            </w:r>
-          </w:p>
-        </w:tc>
-        <w:tc>
-          <w:tcPr>
-            <w:tcW w:type="dxa" w:w="4320"/>
-          </w:tcPr>
-          <w:p>
-            <w:r>
-              <w:rPr>
-                <w:sz w:val="20"/>
-              </w:rPr>
-              <w:t>Core features available offline (cached data)</w:t>
-            </w:r>
-          </w:p>
-        </w:tc>
-      </w:tr>
-      <w:tr>
-        <w:tc>
-          <w:tcPr>
-            <w:tcW w:type="dxa" w:w="4320"/>
-          </w:tcPr>
-          <w:p>
-            <w:r>
-              <w:rPr>
-                <w:sz w:val="20"/>
-              </w:rPr>
-              <w:t>Accessibility</w:t>
-            </w:r>
-          </w:p>
-        </w:tc>
-        <w:tc>
-          <w:tcPr>
-            <w:tcW w:type="dxa" w:w="4320"/>
-          </w:tcPr>
-          <w:p>
-            <w:r>
-              <w:rPr>
-                <w:sz w:val="20"/>
-              </w:rPr>
-              <w:t>WCAG 2.1 AA compliance</w:t>
-            </w:r>
-          </w:p>
-        </w:tc>
-      </w:tr>
-      <w:tr>
-        <w:tc>
-          <w:tcPr>
-            <w:tcW w:type="dxa" w:w="4320"/>
-          </w:tcPr>
-          <w:p>
-            <w:r>
-              <w:rPr>
-                <w:sz w:val="20"/>
-              </w:rPr>
-              <w:t>Security</w:t>
-            </w:r>
-          </w:p>
-        </w:tc>
-        <w:tc>
-          <w:tcPr>
-            <w:tcW w:type="dxa" w:w="4320"/>
-          </w:tcPr>
-          <w:p>
-            <w:r>
-              <w:rPr>
-                <w:sz w:val="20"/>
-              </w:rPr>
-              <w:t>Firebase Auth, encrypted local storage</w:t>
-            </w:r>
-          </w:p>
-        </w:tc>
-      </w:tr>
-      <w:tr>
-        <w:tc>
-          <w:tcPr>
-            <w:tcW w:type="dxa" w:w="4320"/>
-          </w:tcPr>
-          <w:p>
-            <w:r>
-              <w:rPr>
-                <w:sz w:val="20"/>
-              </w:rPr>
-              <w:t>Performance</w:t>
-            </w:r>
-          </w:p>
-        </w:tc>
-        <w:tc>
-          <w:tcPr>
-            <w:tcW w:type="dxa" w:w="4320"/>
-          </w:tcPr>
-          <w:p>
-            <w:r>
-              <w:rPr>
-                <w:sz w:val="20"/>
-              </w:rPr>
-              <w:t>60fps smooth scrolling on mid-range devices</w:t>
-            </w:r>
-          </w:p>
-        </w:tc>
-      </w:tr>
-      <w:tr>
-        <w:tc>
-          <w:tcPr>
-            <w:tcW w:type="dxa" w:w="4320"/>
-          </w:tcPr>
-          <w:p>
-            <w:r>
-              <w:rPr>
-                <w:sz w:val="20"/>
-              </w:rPr>
-              <w:t>Deals Availability</w:t>
-            </w:r>
-          </w:p>
-        </w:tc>
-        <w:tc>
-          <w:tcPr>
-            <w:tcW w:type="dxa" w:w="4320"/>
-          </w:tcPr>
-          <w:p>
-            <w:r>
-              <w:rPr>
-                <w:sz w:val="20"/>
-              </w:rPr>
-              <w:t>500+ UK stores, updated daily by RevGlue</w:t>
-            </w:r>
-          </w:p>
-        </w:tc>
-      </w:tr>
-    </w:tbl>
     <w:sectPr>
       <w:pgSz w:w="12240" w:h="15840"/>
       <w:pgMar w:top="1440" w:right="1800" w:bottom="1440" w:left="1800" w:header="720" w:footer="720" w:gutter="0"/>
